--- a/docs/content/Sitemap-LEADS.docx
+++ b/docs/content/Sitemap-LEADS.docx
@@ -93,7 +93,7 @@
           <w:sz w:val="26"/>
           <w:szCs w:val="26"/>
         </w:rPr>
-        <w:t xml:space="preserve">Website Project — v1.0</w:t>
+        <w:t>Website Project — v2.0</w:t>
       </w:r>
     </w:p>
     <w:p>
@@ -131,7 +131,7 @@
           <w:sz w:val="22"/>
           <w:szCs w:val="22"/>
         </w:rPr>
-        <w:t xml:space="preserve">Date: March 2026</w:t>
+        <w:t>Date: March 2026 (Updated: 2026-03-24)</w:t>
       </w:r>
     </w:p>
     <w:p>
@@ -204,7 +204,7 @@
           <w:sz w:val="22"/>
           <w:szCs w:val="22"/>
         </w:rPr>
-        <w:t xml:space="preserve">The LEADS website has a flat, simple structure with one nested page (BLS under Events). This keeps navigation intuitive for first-time visitors and easy to manage for the LEADS student team.</w:t>
+        <w:t>The LEADS website has a flat structure with nested pages under Events and a restricted Admin section. Navigation is intuitive for first-time visitors. A Team page shows the full organizational hierarchy. An Admin dashboard (restricted access) allows the team to manage applications and enquiries.</w:t>
       </w:r>
     </w:p>
     <w:p>
@@ -1089,7 +1089,7 @@
               <w:bottom w:val="single" w:color="CCCCCC" w:sz="1"/>
               <w:right w:val="single" w:color="CCCCCC" w:sz="1"/>
             </w:tcBorders>
-            <w:shd w:fill="FFFFFF" w:val="clear"/>
+            <w:shd w:fill="EBF3FB" w:val="clear"/>
             <w:tcMar>
               <w:top w:type="dxa" w:w="80"/>
               <w:left w:type="dxa" w:w="120"/>
@@ -1123,7 +1123,7 @@
               <w:bottom w:val="single" w:color="CCCCCC" w:sz="1"/>
               <w:right w:val="single" w:color="CCCCCC" w:sz="1"/>
             </w:tcBorders>
-            <w:shd w:fill="FFFFFF" w:val="clear"/>
+            <w:shd w:fill="EBF3FB" w:val="clear"/>
             <w:tcMar>
               <w:top w:type="dxa" w:w="80"/>
               <w:left w:type="dxa" w:w="120"/>
@@ -1144,7 +1144,7 @@
                 <w:sz w:val="20"/>
                 <w:szCs w:val="20"/>
               </w:rPr>
-              <w:t xml:space="preserve">Join Us</w:t>
+              <w:t xml:space="preserve">Team</w:t>
             </w:r>
           </w:p>
         </w:tc>
@@ -1157,7 +1157,7 @@
               <w:bottom w:val="single" w:color="CCCCCC" w:sz="1"/>
               <w:right w:val="single" w:color="CCCCCC" w:sz="1"/>
             </w:tcBorders>
-            <w:shd w:fill="FFFFFF" w:val="clear"/>
+            <w:shd w:fill="EBF3FB" w:val="clear"/>
             <w:tcMar>
               <w:top w:type="dxa" w:w="80"/>
               <w:left w:type="dxa" w:w="120"/>
@@ -1178,7 +1178,7 @@
                 <w:sz w:val="20"/>
                 <w:szCs w:val="20"/>
               </w:rPr>
-              <w:t xml:space="preserve">/join</w:t>
+              <w:t xml:space="preserve">/team</w:t>
             </w:r>
           </w:p>
         </w:tc>
@@ -1191,7 +1191,7 @@
               <w:bottom w:val="single" w:color="CCCCCC" w:sz="1"/>
               <w:right w:val="single" w:color="CCCCCC" w:sz="1"/>
             </w:tcBorders>
-            <w:shd w:fill="FFFFFF" w:val="clear"/>
+            <w:shd w:fill="EBF3FB" w:val="clear"/>
             <w:tcMar>
               <w:top w:type="dxa" w:w="80"/>
               <w:left w:type="dxa" w:w="120"/>
@@ -1212,7 +1212,7 @@
                 <w:sz w:val="20"/>
                 <w:szCs w:val="20"/>
               </w:rPr>
-              <w:t xml:space="preserve">Membership &amp; application</w:t>
+              <w:t xml:space="preserve">Team hierarchy &amp; profiles</w:t>
             </w:r>
           </w:p>
         </w:tc>
@@ -1225,7 +1225,7 @@
               <w:bottom w:val="single" w:color="CCCCCC" w:sz="1"/>
               <w:right w:val="single" w:color="CCCCCC" w:sz="1"/>
             </w:tcBorders>
-            <w:shd w:fill="FFFFFF" w:val="clear"/>
+            <w:shd w:fill="EBF3FB" w:val="clear"/>
             <w:tcMar>
               <w:top w:type="dxa" w:w="80"/>
               <w:left w:type="dxa" w:w="120"/>
@@ -1261,7 +1261,7 @@
               <w:bottom w:val="single" w:color="CCCCCC" w:sz="1"/>
               <w:right w:val="single" w:color="CCCCCC" w:sz="1"/>
             </w:tcBorders>
-            <w:shd w:fill="EBF3FB" w:val="clear"/>
+            <w:shd w:fill="FFFFFF" w:val="clear"/>
             <w:tcMar>
               <w:top w:type="dxa" w:w="80"/>
               <w:left w:type="dxa" w:w="120"/>
@@ -1295,7 +1295,7 @@
               <w:bottom w:val="single" w:color="CCCCCC" w:sz="1"/>
               <w:right w:val="single" w:color="CCCCCC" w:sz="1"/>
             </w:tcBorders>
-            <w:shd w:fill="EBF3FB" w:val="clear"/>
+            <w:shd w:fill="FFFFFF" w:val="clear"/>
             <w:tcMar>
               <w:top w:type="dxa" w:w="80"/>
               <w:left w:type="dxa" w:w="120"/>
@@ -1316,7 +1316,7 @@
                 <w:sz w:val="20"/>
                 <w:szCs w:val="20"/>
               </w:rPr>
-              <w:t xml:space="preserve">Contact</w:t>
+              <w:t>Join</w:t>
             </w:r>
           </w:p>
         </w:tc>
@@ -1329,7 +1329,7 @@
               <w:bottom w:val="single" w:color="CCCCCC" w:sz="1"/>
               <w:right w:val="single" w:color="CCCCCC" w:sz="1"/>
             </w:tcBorders>
-            <w:shd w:fill="EBF3FB" w:val="clear"/>
+            <w:shd w:fill="FFFFFF" w:val="clear"/>
             <w:tcMar>
               <w:top w:type="dxa" w:w="80"/>
               <w:left w:type="dxa" w:w="120"/>
@@ -1350,7 +1350,7 @@
                 <w:sz w:val="20"/>
                 <w:szCs w:val="20"/>
               </w:rPr>
-              <w:t xml:space="preserve">/contact</w:t>
+              <w:t xml:space="preserve">/join</w:t>
             </w:r>
           </w:p>
         </w:tc>
@@ -1363,7 +1363,7 @@
               <w:bottom w:val="single" w:color="CCCCCC" w:sz="1"/>
               <w:right w:val="single" w:color="CCCCCC" w:sz="1"/>
             </w:tcBorders>
-            <w:shd w:fill="EBF3FB" w:val="clear"/>
+            <w:shd w:fill="FFFFFF" w:val="clear"/>
             <w:tcMar>
               <w:top w:type="dxa" w:w="80"/>
               <w:left w:type="dxa" w:w="120"/>
@@ -1384,7 +1384,7 @@
                 <w:sz w:val="20"/>
                 <w:szCs w:val="20"/>
               </w:rPr>
-              <w:t xml:space="preserve">Contact details &amp; form</w:t>
+              <w:t xml:space="preserve">Membership &amp; application</w:t>
             </w:r>
           </w:p>
         </w:tc>
@@ -1397,7 +1397,7 @@
               <w:bottom w:val="single" w:color="CCCCCC" w:sz="1"/>
               <w:right w:val="single" w:color="CCCCCC" w:sz="1"/>
             </w:tcBorders>
-            <w:shd w:fill="EBF3FB" w:val="clear"/>
+            <w:shd w:fill="FFFFFF" w:val="clear"/>
             <w:tcMar>
               <w:top w:type="dxa" w:w="80"/>
               <w:left w:type="dxa" w:w="120"/>
@@ -1419,6 +1419,522 @@
                 <w:szCs w:val="20"/>
               </w:rPr>
               <w:t xml:space="preserve">All</w:t>
+            </w:r>
+          </w:p>
+        </w:tc>
+      </w:tr>
+      <w:tr>
+        <w:tc>
+          <w:tcPr>
+            <w:tcW w:type="dxa" w:w="1800"/>
+            <w:tcBorders>
+              <w:top w:val="single" w:color="CCCCCC" w:sz="1"/>
+              <w:left w:val="single" w:color="CCCCCC" w:sz="1"/>
+              <w:bottom w:val="single" w:color="CCCCCC" w:sz="1"/>
+              <w:right w:val="single" w:color="CCCCCC" w:sz="1"/>
+            </w:tcBorders>
+            <w:shd w:fill="EBF3FB" w:val="clear"/>
+            <w:tcMar>
+              <w:top w:type="dxa" w:w="80"/>
+              <w:left w:type="dxa" w:w="120"/>
+              <w:bottom w:type="dxa" w:w="80"/>
+              <w:right w:type="dxa" w:w="120"/>
+            </w:tcMar>
+          </w:tcPr>
+          <w:p>
+            <w:pPr>
+              <w:spacing w:after="40" w:before="40"/>
+            </w:pPr>
+            <w:r>
+              <w:rPr>
+                <w:rFonts w:ascii="Arial" w:cs="Arial" w:eastAsia="Arial" w:hAnsi="Arial"/>
+                <w:b w:val="false"/>
+                <w:bCs w:val="false"/>
+                <w:color w:val="1A1A2E"/>
+                <w:sz w:val="20"/>
+                <w:szCs w:val="20"/>
+              </w:rPr>
+              <w:t xml:space="preserve">Level 1 (Root)</w:t>
+            </w:r>
+          </w:p>
+        </w:tc>
+        <w:tc>
+          <w:tcPr>
+            <w:tcW w:type="dxa" w:w="2200"/>
+            <w:tcBorders>
+              <w:top w:val="single" w:color="CCCCCC" w:sz="1"/>
+              <w:left w:val="single" w:color="CCCCCC" w:sz="1"/>
+              <w:bottom w:val="single" w:color="CCCCCC" w:sz="1"/>
+              <w:right w:val="single" w:color="CCCCCC" w:sz="1"/>
+            </w:tcBorders>
+            <w:shd w:fill="EBF3FB" w:val="clear"/>
+            <w:tcMar>
+              <w:top w:type="dxa" w:w="80"/>
+              <w:left w:type="dxa" w:w="120"/>
+              <w:bottom w:type="dxa" w:w="80"/>
+              <w:right w:type="dxa" w:w="120"/>
+            </w:tcMar>
+          </w:tcPr>
+          <w:p>
+            <w:pPr>
+              <w:spacing w:after="40" w:before="40"/>
+            </w:pPr>
+            <w:r>
+              <w:rPr>
+                <w:rFonts w:ascii="Arial" w:cs="Arial" w:eastAsia="Arial" w:hAnsi="Arial"/>
+                <w:b w:val="false"/>
+                <w:bCs w:val="false"/>
+                <w:color w:val="1A1A2E"/>
+                <w:sz w:val="20"/>
+                <w:szCs w:val="20"/>
+              </w:rPr>
+              <w:t xml:space="preserve">Contact</w:t>
+            </w:r>
+          </w:p>
+        </w:tc>
+        <w:tc>
+          <w:tcPr>
+            <w:tcW w:type="dxa" w:w="1800"/>
+            <w:tcBorders>
+              <w:top w:val="single" w:color="CCCCCC" w:sz="1"/>
+              <w:left w:val="single" w:color="CCCCCC" w:sz="1"/>
+              <w:bottom w:val="single" w:color="CCCCCC" w:sz="1"/>
+              <w:right w:val="single" w:color="CCCCCC" w:sz="1"/>
+            </w:tcBorders>
+            <w:shd w:fill="EBF3FB" w:val="clear"/>
+            <w:tcMar>
+              <w:top w:type="dxa" w:w="80"/>
+              <w:left w:type="dxa" w:w="120"/>
+              <w:bottom w:type="dxa" w:w="80"/>
+              <w:right w:type="dxa" w:w="120"/>
+            </w:tcMar>
+          </w:tcPr>
+          <w:p>
+            <w:pPr>
+              <w:spacing w:after="40" w:before="40"/>
+            </w:pPr>
+            <w:r>
+              <w:rPr>
+                <w:rFonts w:ascii="Arial" w:cs="Arial" w:eastAsia="Arial" w:hAnsi="Arial"/>
+                <w:b w:val="false"/>
+                <w:bCs w:val="false"/>
+                <w:color w:val="1A1A2E"/>
+                <w:sz w:val="20"/>
+                <w:szCs w:val="20"/>
+              </w:rPr>
+              <w:t xml:space="preserve">/contact</w:t>
+            </w:r>
+          </w:p>
+        </w:tc>
+        <w:tc>
+          <w:tcPr>
+            <w:tcW w:type="dxa" w:w="2360"/>
+            <w:tcBorders>
+              <w:top w:val="single" w:color="CCCCCC" w:sz="1"/>
+              <w:left w:val="single" w:color="CCCCCC" w:sz="1"/>
+              <w:bottom w:val="single" w:color="CCCCCC" w:sz="1"/>
+              <w:right w:val="single" w:color="CCCCCC" w:sz="1"/>
+            </w:tcBorders>
+            <w:shd w:fill="EBF3FB" w:val="clear"/>
+            <w:tcMar>
+              <w:top w:type="dxa" w:w="80"/>
+              <w:left w:type="dxa" w:w="120"/>
+              <w:bottom w:type="dxa" w:w="80"/>
+              <w:right w:type="dxa" w:w="120"/>
+            </w:tcMar>
+          </w:tcPr>
+          <w:p>
+            <w:pPr>
+              <w:spacing w:after="40" w:before="40"/>
+            </w:pPr>
+            <w:r>
+              <w:rPr>
+                <w:rFonts w:ascii="Arial" w:cs="Arial" w:eastAsia="Arial" w:hAnsi="Arial"/>
+                <w:b w:val="false"/>
+                <w:bCs w:val="false"/>
+                <w:color w:val="1A1A2E"/>
+                <w:sz w:val="20"/>
+                <w:szCs w:val="20"/>
+              </w:rPr>
+              <w:t xml:space="preserve">Contact details &amp; form</w:t>
+            </w:r>
+          </w:p>
+        </w:tc>
+        <w:tc>
+          <w:tcPr>
+            <w:tcW w:type="dxa" w:w="1200"/>
+            <w:tcBorders>
+              <w:top w:val="single" w:color="CCCCCC" w:sz="1"/>
+              <w:left w:val="single" w:color="CCCCCC" w:sz="1"/>
+              <w:bottom w:val="single" w:color="CCCCCC" w:sz="1"/>
+              <w:right w:val="single" w:color="CCCCCC" w:sz="1"/>
+            </w:tcBorders>
+            <w:shd w:fill="EBF3FB" w:val="clear"/>
+            <w:tcMar>
+              <w:top w:type="dxa" w:w="80"/>
+              <w:left w:type="dxa" w:w="120"/>
+              <w:bottom w:type="dxa" w:w="80"/>
+              <w:right w:type="dxa" w:w="120"/>
+            </w:tcMar>
+          </w:tcPr>
+          <w:p>
+            <w:pPr>
+              <w:spacing w:after="40" w:before="40"/>
+            </w:pPr>
+            <w:r>
+              <w:rPr>
+                <w:rFonts w:ascii="Arial" w:cs="Arial" w:eastAsia="Arial" w:hAnsi="Arial"/>
+                <w:b w:val="false"/>
+                <w:bCs w:val="false"/>
+                <w:color w:val="1A1A2E"/>
+                <w:sz w:val="20"/>
+                <w:szCs w:val="20"/>
+              </w:rPr>
+              <w:t xml:space="preserve">All</w:t>
+            </w:r>
+          </w:p>
+        </w:tc>
+      </w:tr>
+      <w:tr>
+        <w:tc>
+          <w:tcPr>
+            <w:tcW w:type="dxa" w:w="1800"/>
+            <w:tcBorders>
+              <w:top w:val="single" w:color="CCCCCC" w:sz="1"/>
+              <w:left w:val="single" w:color="CCCCCC" w:sz="1"/>
+              <w:bottom w:val="single" w:color="CCCCCC" w:sz="1"/>
+              <w:right w:val="single" w:color="CCCCCC" w:sz="1"/>
+            </w:tcBorders>
+            <w:shd w:fill="EBF3FB" w:val="clear"/>
+            <w:tcMar>
+              <w:top w:type="dxa" w:w="80"/>
+              <w:left w:type="dxa" w:w="120"/>
+              <w:bottom w:type="dxa" w:w="80"/>
+              <w:right w:type="dxa" w:w="120"/>
+            </w:tcMar>
+          </w:tcPr>
+          <w:p>
+            <w:pPr>
+              <w:spacing w:after="40" w:before="40"/>
+            </w:pPr>
+            <w:r>
+              <w:rPr>
+                <w:rFonts w:ascii="Arial" w:cs="Arial" w:eastAsia="Arial" w:hAnsi="Arial"/>
+                <w:b w:val="false"/>
+                <w:bCs w:val="false"/>
+                <w:color w:val="1A1A2E"/>
+                <w:sz w:val="20"/>
+                <w:szCs w:val="20"/>
+              </w:rPr>
+              <w:t xml:space="preserve">Level 1 (Root, restricted)</w:t>
+            </w:r>
+          </w:p>
+        </w:tc>
+        <w:tc>
+          <w:tcPr>
+            <w:tcW w:type="dxa" w:w="2200"/>
+            <w:tcBorders>
+              <w:top w:val="single" w:color="CCCCCC" w:sz="1"/>
+              <w:left w:val="single" w:color="CCCCCC" w:sz="1"/>
+              <w:bottom w:val="single" w:color="CCCCCC" w:sz="1"/>
+              <w:right w:val="single" w:color="CCCCCC" w:sz="1"/>
+            </w:tcBorders>
+            <w:shd w:fill="EBF3FB" w:val="clear"/>
+            <w:tcMar>
+              <w:top w:type="dxa" w:w="80"/>
+              <w:left w:type="dxa" w:w="120"/>
+              <w:bottom w:type="dxa" w:w="80"/>
+              <w:right w:type="dxa" w:w="120"/>
+            </w:tcMar>
+          </w:tcPr>
+          <w:p>
+            <w:pPr>
+              <w:spacing w:after="40" w:before="40"/>
+            </w:pPr>
+            <w:r>
+              <w:rPr>
+                <w:rFonts w:ascii="Arial" w:cs="Arial" w:eastAsia="Arial" w:hAnsi="Arial"/>
+                <w:b w:val="false"/>
+                <w:bCs w:val="false"/>
+                <w:color w:val="1A1A2E"/>
+                <w:sz w:val="20"/>
+                <w:szCs w:val="20"/>
+              </w:rPr>
+              <w:t xml:space="preserve">Admin Login</w:t>
+            </w:r>
+          </w:p>
+        </w:tc>
+        <w:tc>
+          <w:tcPr>
+            <w:tcW w:type="dxa" w:w="1800"/>
+            <w:tcBorders>
+              <w:top w:val="single" w:color="CCCCCC" w:sz="1"/>
+              <w:left w:val="single" w:color="CCCCCC" w:sz="1"/>
+              <w:bottom w:val="single" w:color="CCCCCC" w:sz="1"/>
+              <w:right w:val="single" w:color="CCCCCC" w:sz="1"/>
+            </w:tcBorders>
+            <w:shd w:fill="EBF3FB" w:val="clear"/>
+            <w:tcMar>
+              <w:top w:type="dxa" w:w="80"/>
+              <w:left w:type="dxa" w:w="120"/>
+              <w:bottom w:type="dxa" w:w="80"/>
+              <w:right w:type="dxa" w:w="120"/>
+            </w:tcMar>
+          </w:tcPr>
+          <w:p>
+            <w:pPr>
+              <w:spacing w:after="40" w:before="40"/>
+            </w:pPr>
+            <w:r>
+              <w:rPr>
+                <w:rFonts w:ascii="Arial" w:cs="Arial" w:eastAsia="Arial" w:hAnsi="Arial"/>
+                <w:b w:val="false"/>
+                <w:bCs w:val="false"/>
+                <w:color w:val="1A1A2E"/>
+                <w:sz w:val="20"/>
+                <w:szCs w:val="20"/>
+              </w:rPr>
+              <w:t xml:space="preserve">/admin</w:t>
+            </w:r>
+          </w:p>
+        </w:tc>
+        <w:tc>
+          <w:tcPr>
+            <w:tcW w:type="dxa" w:w="2360"/>
+            <w:tcBorders>
+              <w:top w:val="single" w:color="CCCCCC" w:sz="1"/>
+              <w:left w:val="single" w:color="CCCCCC" w:sz="1"/>
+              <w:bottom w:val="single" w:color="CCCCCC" w:sz="1"/>
+              <w:right w:val="single" w:color="CCCCCC" w:sz="1"/>
+            </w:tcBorders>
+            <w:shd w:fill="EBF3FB" w:val="clear"/>
+            <w:tcMar>
+              <w:top w:type="dxa" w:w="80"/>
+              <w:left w:type="dxa" w:w="120"/>
+              <w:bottom w:type="dxa" w:w="80"/>
+              <w:right w:type="dxa" w:w="120"/>
+            </w:tcMar>
+          </w:tcPr>
+          <w:p>
+            <w:pPr>
+              <w:spacing w:after="40" w:before="40"/>
+            </w:pPr>
+            <w:r>
+              <w:rPr>
+                <w:rFonts w:ascii="Arial" w:cs="Arial" w:eastAsia="Arial" w:hAnsi="Arial"/>
+                <w:b w:val="false"/>
+                <w:bCs w:val="false"/>
+                <w:color w:val="1A1A2E"/>
+                <w:sz w:val="20"/>
+                <w:szCs w:val="20"/>
+              </w:rPr>
+              <w:t xml:space="preserve">Admin dashboard login</w:t>
+            </w:r>
+          </w:p>
+        </w:tc>
+        <w:tc>
+          <w:tcPr>
+            <w:tcW w:type="dxa" w:w="1200"/>
+            <w:tcBorders>
+              <w:top w:val="single" w:color="CCCCCC" w:sz="1"/>
+              <w:left w:val="single" w:color="CCCCCC" w:sz="1"/>
+              <w:bottom w:val="single" w:color="CCCCCC" w:sz="1"/>
+              <w:right w:val="single" w:color="CCCCCC" w:sz="1"/>
+            </w:tcBorders>
+            <w:shd w:fill="EBF3FB" w:val="clear"/>
+            <w:tcMar>
+              <w:top w:type="dxa" w:w="80"/>
+              <w:left w:type="dxa" w:w="120"/>
+              <w:bottom w:type="dxa" w:w="80"/>
+              <w:right w:type="dxa" w:w="120"/>
+            </w:tcMar>
+          </w:tcPr>
+          <w:p>
+            <w:pPr>
+              <w:spacing w:after="40" w:before="40"/>
+            </w:pPr>
+            <w:r>
+              <w:rPr>
+                <w:rFonts w:ascii="Arial" w:cs="Arial" w:eastAsia="Arial" w:hAnsi="Arial"/>
+                <w:b w:val="false"/>
+                <w:bCs w:val="false"/>
+                <w:color w:val="1A1A2E"/>
+                <w:sz w:val="20"/>
+                <w:szCs w:val="20"/>
+              </w:rPr>
+              <w:t xml:space="preserve">Staff only</w:t>
+            </w:r>
+          </w:p>
+        </w:tc>
+      </w:tr>
+      <w:tr>
+        <w:tc>
+          <w:tcPr>
+            <w:tcW w:type="dxa" w:w="1800"/>
+            <w:tcBorders>
+              <w:top w:val="single" w:color="CCCCCC" w:sz="1"/>
+              <w:left w:val="single" w:color="CCCCCC" w:sz="1"/>
+              <w:bottom w:val="single" w:color="CCCCCC" w:sz="1"/>
+              <w:right w:val="single" w:color="CCCCCC" w:sz="1"/>
+            </w:tcBorders>
+            <w:shd w:fill="EBF3FB" w:val="clear"/>
+            <w:tcMar>
+              <w:top w:type="dxa" w:w="80"/>
+              <w:left w:type="dxa" w:w="120"/>
+              <w:bottom w:type="dxa" w:w="80"/>
+              <w:right w:type="dxa" w:w="120"/>
+            </w:tcMar>
+          </w:tcPr>
+          <w:p>
+            <w:pPr>
+              <w:spacing w:after="40" w:before="40"/>
+            </w:pPr>
+            <w:r>
+              <w:rPr>
+                <w:rFonts w:ascii="Arial" w:cs="Arial" w:eastAsia="Arial" w:hAnsi="Arial"/>
+                <w:b w:val="false"/>
+                <w:bCs w:val="false"/>
+                <w:color w:val="1A1A2E"/>
+                <w:sz w:val="20"/>
+                <w:szCs w:val="20"/>
+              </w:rPr>
+              <w:t xml:space="preserve">Level 2 (Under Admin)</w:t>
+            </w:r>
+          </w:p>
+        </w:tc>
+        <w:tc>
+          <w:tcPr>
+            <w:tcW w:type="dxa" w:w="2200"/>
+            <w:tcBorders>
+              <w:top w:val="single" w:color="CCCCCC" w:sz="1"/>
+              <w:left w:val="single" w:color="CCCCCC" w:sz="1"/>
+              <w:bottom w:val="single" w:color="CCCCCC" w:sz="1"/>
+              <w:right w:val="single" w:color="CCCCCC" w:sz="1"/>
+            </w:tcBorders>
+            <w:shd w:fill="EBF3FB" w:val="clear"/>
+            <w:tcMar>
+              <w:top w:type="dxa" w:w="80"/>
+              <w:left w:type="dxa" w:w="120"/>
+              <w:bottom w:type="dxa" w:w="80"/>
+              <w:right w:type="dxa" w:w="120"/>
+            </w:tcMar>
+          </w:tcPr>
+          <w:p>
+            <w:pPr>
+              <w:spacing w:after="40" w:before="40"/>
+            </w:pPr>
+            <w:r>
+              <w:rPr>
+                <w:rFonts w:ascii="Arial" w:cs="Arial" w:eastAsia="Arial" w:hAnsi="Arial"/>
+                <w:b w:val="false"/>
+                <w:bCs w:val="false"/>
+                <w:color w:val="1A1A2E"/>
+                <w:sz w:val="20"/>
+                <w:szCs w:val="20"/>
+              </w:rPr>
+              <w:t xml:space="preserve">Admin Dashboard</w:t>
+            </w:r>
+          </w:p>
+        </w:tc>
+        <w:tc>
+          <w:tcPr>
+            <w:tcW w:type="dxa" w:w="1800"/>
+            <w:tcBorders>
+              <w:top w:val="single" w:color="CCCCCC" w:sz="1"/>
+              <w:left w:val="single" w:color="CCCCCC" w:sz="1"/>
+              <w:bottom w:val="single" w:color="CCCCCC" w:sz="1"/>
+              <w:right w:val="single" w:color="CCCCCC" w:sz="1"/>
+            </w:tcBorders>
+            <w:shd w:fill="EBF3FB" w:val="clear"/>
+            <w:tcMar>
+              <w:top w:type="dxa" w:w="80"/>
+              <w:left w:type="dxa" w:w="120"/>
+              <w:bottom w:type="dxa" w:w="80"/>
+              <w:right w:type="dxa" w:w="120"/>
+            </w:tcMar>
+          </w:tcPr>
+          <w:p>
+            <w:pPr>
+              <w:spacing w:after="40" w:before="40"/>
+            </w:pPr>
+            <w:r>
+              <w:rPr>
+                <w:rFonts w:ascii="Arial" w:cs="Arial" w:eastAsia="Arial" w:hAnsi="Arial"/>
+                <w:b w:val="false"/>
+                <w:bCs w:val="false"/>
+                <w:color w:val="1A1A2E"/>
+                <w:sz w:val="20"/>
+                <w:szCs w:val="20"/>
+              </w:rPr>
+              <w:t xml:space="preserve">/admin/dashboard</w:t>
+            </w:r>
+          </w:p>
+        </w:tc>
+        <w:tc>
+          <w:tcPr>
+            <w:tcW w:type="dxa" w:w="2360"/>
+            <w:tcBorders>
+              <w:top w:val="single" w:color="CCCCCC" w:sz="1"/>
+              <w:left w:val="single" w:color="CCCCCC" w:sz="1"/>
+              <w:bottom w:val="single" w:color="CCCCCC" w:sz="1"/>
+              <w:right w:val="single" w:color="CCCCCC" w:sz="1"/>
+            </w:tcBorders>
+            <w:shd w:fill="EBF3FB" w:val="clear"/>
+            <w:tcMar>
+              <w:top w:type="dxa" w:w="80"/>
+              <w:left w:type="dxa" w:w="120"/>
+              <w:bottom w:type="dxa" w:w="80"/>
+              <w:right w:type="dxa" w:w="120"/>
+            </w:tcMar>
+          </w:tcPr>
+          <w:p>
+            <w:pPr>
+              <w:spacing w:after="40" w:before="40"/>
+            </w:pPr>
+            <w:r>
+              <w:rPr>
+                <w:rFonts w:ascii="Arial" w:cs="Arial" w:eastAsia="Arial" w:hAnsi="Arial"/>
+                <w:b w:val="false"/>
+                <w:bCs w:val="false"/>
+                <w:color w:val="1A1A2E"/>
+                <w:sz w:val="20"/>
+                <w:szCs w:val="20"/>
+              </w:rPr>
+              <w:t xml:space="preserve">View applications &amp; enquiries</w:t>
+            </w:r>
+          </w:p>
+        </w:tc>
+        <w:tc>
+          <w:tcPr>
+            <w:tcW w:type="dxa" w:w="1200"/>
+            <w:tcBorders>
+              <w:top w:val="single" w:color="CCCCCC" w:sz="1"/>
+              <w:left w:val="single" w:color="CCCCCC" w:sz="1"/>
+              <w:bottom w:val="single" w:color="CCCCCC" w:sz="1"/>
+              <w:right w:val="single" w:color="CCCCCC" w:sz="1"/>
+            </w:tcBorders>
+            <w:shd w:fill="EBF3FB" w:val="clear"/>
+            <w:tcMar>
+              <w:top w:type="dxa" w:w="80"/>
+              <w:left w:type="dxa" w:w="120"/>
+              <w:bottom w:type="dxa" w:w="80"/>
+              <w:right w:type="dxa" w:w="120"/>
+            </w:tcMar>
+          </w:tcPr>
+          <w:p>
+            <w:pPr>
+              <w:spacing w:after="40" w:before="40"/>
+            </w:pPr>
+            <w:r>
+              <w:rPr>
+                <w:rFonts w:ascii="Arial" w:cs="Arial" w:eastAsia="Arial" w:hAnsi="Arial"/>
+                <w:b w:val="false"/>
+                <w:bCs w:val="false"/>
+                <w:color w:val="1A1A2E"/>
+                <w:sz w:val="20"/>
+                <w:szCs w:val="20"/>
+              </w:rPr>
+              <w:t xml:space="preserve">Staff only</w:t>
             </w:r>
           </w:p>
         </w:tc>
@@ -2659,7 +3175,7 @@
                 <w:sz w:val="20"/>
                 <w:szCs w:val="20"/>
               </w:rPr>
-              <w:t xml:space="preserve">Join Us</w:t>
+              <w:t>Join</w:t>
             </w:r>
           </w:p>
         </w:tc>
@@ -3014,6 +3530,588 @@
                 <w:szCs w:val="20"/>
               </w:rPr>
               <w:t xml:space="preserve">Medium</w:t>
+            </w:r>
+          </w:p>
+        </w:tc>
+      </w:tr>
+      <w:tr>
+        <w:tc>
+          <w:tcPr>
+            <w:tcW w:type="dxa" w:w="1800"/>
+            <w:tcBorders>
+              <w:top w:val="single" w:color="CCCCCC" w:sz="1"/>
+              <w:left w:val="single" w:color="CCCCCC" w:sz="1"/>
+              <w:bottom w:val="single" w:color="CCCCCC" w:sz="1"/>
+              <w:right w:val="single" w:color="CCCCCC" w:sz="1"/>
+            </w:tcBorders>
+            <w:shd w:fill="EBF3FB" w:val="clear"/>
+            <w:tcMar>
+              <w:top w:type="dxa" w:w="80"/>
+              <w:left w:type="dxa" w:w="120"/>
+              <w:bottom w:type="dxa" w:w="80"/>
+              <w:right w:type="dxa" w:w="120"/>
+            </w:tcMar>
+          </w:tcPr>
+          <w:p>
+            <w:pPr>
+              <w:spacing w:after="40" w:before="40"/>
+            </w:pPr>
+            <w:r>
+              <w:rPr>
+                <w:rFonts w:ascii="Arial" w:cs="Arial" w:eastAsia="Arial" w:hAnsi="Arial"/>
+                <w:color w:val="1A1A2E"/>
+                <w:sz w:val="20"/>
+                <w:szCs w:val="20"/>
+              </w:rPr>
+              <w:t xml:space="preserve">Team</w:t>
+            </w:r>
+          </w:p>
+        </w:tc>
+        <w:tc>
+          <w:tcPr>
+            <w:tcW w:type="dxa" w:w="1600"/>
+            <w:tcBorders>
+              <w:top w:val="single" w:color="CCCCCC" w:sz="1"/>
+              <w:left w:val="single" w:color="CCCCCC" w:sz="1"/>
+              <w:bottom w:val="single" w:color="CCCCCC" w:sz="1"/>
+              <w:right w:val="single" w:color="CCCCCC" w:sz="1"/>
+            </w:tcBorders>
+            <w:shd w:fill="EBF3FB" w:val="clear"/>
+            <w:tcMar>
+              <w:top w:type="dxa" w:w="80"/>
+              <w:left w:type="dxa" w:w="120"/>
+              <w:bottom w:type="dxa" w:w="80"/>
+              <w:right w:type="dxa" w:w="120"/>
+            </w:tcMar>
+          </w:tcPr>
+          <w:p>
+            <w:pPr>
+              <w:spacing w:after="40" w:before="40"/>
+            </w:pPr>
+            <w:r>
+              <w:rPr>
+                <w:rFonts w:ascii="Arial" w:cs="Arial" w:eastAsia="Arial" w:hAnsi="Arial"/>
+                <w:color w:val="1A1A2E"/>
+                <w:sz w:val="20"/>
+                <w:szCs w:val="20"/>
+              </w:rPr>
+              <w:t xml:space="preserve">/team</w:t>
+            </w:r>
+          </w:p>
+        </w:tc>
+        <w:tc>
+          <w:tcPr>
+            <w:tcW w:type="dxa" w:w="1000"/>
+            <w:tcBorders>
+              <w:top w:val="single" w:color="CCCCCC" w:sz="1"/>
+              <w:left w:val="single" w:color="CCCCCC" w:sz="1"/>
+              <w:bottom w:val="single" w:color="CCCCCC" w:sz="1"/>
+              <w:right w:val="single" w:color="CCCCCC" w:sz="1"/>
+            </w:tcBorders>
+            <w:shd w:fill="EBF3FB" w:val="clear"/>
+            <w:tcMar>
+              <w:top w:type="dxa" w:w="80"/>
+              <w:left w:type="dxa" w:w="120"/>
+              <w:bottom w:type="dxa" w:w="80"/>
+              <w:right w:type="dxa" w:w="120"/>
+            </w:tcMar>
+          </w:tcPr>
+          <w:p>
+            <w:pPr>
+              <w:spacing w:after="40" w:before="40"/>
+            </w:pPr>
+            <w:r>
+              <w:rPr>
+                <w:rFonts w:ascii="Arial" w:cs="Arial" w:eastAsia="Arial" w:hAnsi="Arial"/>
+                <w:color w:val="1A1A2E"/>
+                <w:sz w:val="20"/>
+                <w:szCs w:val="20"/>
+              </w:rPr>
+              <w:t xml:space="preserve">Root</w:t>
+            </w:r>
+          </w:p>
+        </w:tc>
+        <w:tc>
+          <w:tcPr>
+            <w:tcW w:type="dxa" w:w="1200"/>
+            <w:tcBorders>
+              <w:top w:val="single" w:color="CCCCCC" w:sz="1"/>
+              <w:left w:val="single" w:color="CCCCCC" w:sz="1"/>
+              <w:bottom w:val="single" w:color="CCCCCC" w:sz="1"/>
+              <w:right w:val="single" w:color="CCCCCC" w:sz="1"/>
+            </w:tcBorders>
+            <w:shd w:fill="EBF3FB" w:val="clear"/>
+            <w:tcMar>
+              <w:top w:type="dxa" w:w="80"/>
+              <w:left w:type="dxa" w:w="120"/>
+              <w:bottom w:type="dxa" w:w="80"/>
+              <w:right w:type="dxa" w:w="120"/>
+            </w:tcMar>
+          </w:tcPr>
+          <w:p>
+            <w:pPr>
+              <w:spacing w:after="40" w:before="40"/>
+            </w:pPr>
+            <w:r>
+              <w:rPr>
+                <w:rFonts w:ascii="Arial" w:cs="Arial" w:eastAsia="Arial" w:hAnsi="Arial"/>
+                <w:color w:val="1A1A2E"/>
+                <w:sz w:val="20"/>
+                <w:szCs w:val="20"/>
+              </w:rPr>
+              <w:t xml:space="preserve">Marketing</w:t>
+            </w:r>
+          </w:p>
+        </w:tc>
+        <w:tc>
+          <w:tcPr>
+            <w:tcW w:type="dxa" w:w="1360"/>
+            <w:tcBorders>
+              <w:top w:val="single" w:color="CCCCCC" w:sz="1"/>
+              <w:left w:val="single" w:color="CCCCCC" w:sz="1"/>
+              <w:bottom w:val="single" w:color="CCCCCC" w:sz="1"/>
+              <w:right w:val="single" w:color="CCCCCC" w:sz="1"/>
+            </w:tcBorders>
+            <w:shd w:fill="EBF3FB" w:val="clear"/>
+            <w:tcMar>
+              <w:top w:type="dxa" w:w="80"/>
+              <w:left w:type="dxa" w:w="120"/>
+              <w:bottom w:type="dxa" w:w="80"/>
+              <w:right w:type="dxa" w:w="120"/>
+            </w:tcMar>
+          </w:tcPr>
+          <w:p>
+            <w:pPr>
+              <w:spacing w:after="40" w:before="40"/>
+            </w:pPr>
+            <w:r>
+              <w:rPr>
+                <w:rFonts w:ascii="Arial" w:cs="Arial" w:eastAsia="Arial" w:hAnsi="Arial"/>
+                <w:color w:val="1A1A2E"/>
+                <w:sz w:val="20"/>
+                <w:szCs w:val="20"/>
+              </w:rPr>
+              <w:t xml:space="preserve">No</w:t>
+            </w:r>
+          </w:p>
+        </w:tc>
+        <w:tc>
+          <w:tcPr>
+            <w:tcW w:type="dxa" w:w="1400"/>
+            <w:tcBorders>
+              <w:top w:val="single" w:color="CCCCCC" w:sz="1"/>
+              <w:left w:val="single" w:color="CCCCCC" w:sz="1"/>
+              <w:bottom w:val="single" w:color="CCCCCC" w:sz="1"/>
+              <w:right w:val="single" w:color="CCCCCC" w:sz="1"/>
+            </w:tcBorders>
+            <w:shd w:fill="EBF3FB" w:val="clear"/>
+            <w:tcMar>
+              <w:top w:type="dxa" w:w="80"/>
+              <w:left w:type="dxa" w:w="120"/>
+              <w:bottom w:type="dxa" w:w="80"/>
+              <w:right w:type="dxa" w:w="120"/>
+            </w:tcMar>
+          </w:tcPr>
+          <w:p>
+            <w:pPr>
+              <w:spacing w:after="40" w:before="40"/>
+            </w:pPr>
+            <w:r>
+              <w:rPr>
+                <w:rFonts w:ascii="Arial" w:cs="Arial" w:eastAsia="Arial" w:hAnsi="Arial"/>
+                <w:color w:val="1A1A2E"/>
+                <w:sz w:val="20"/>
+                <w:szCs w:val="20"/>
+              </w:rPr>
+              <w:t xml:space="preserve">High</w:t>
+            </w:r>
+          </w:p>
+        </w:tc>
+      </w:tr>
+      <w:tr>
+        <w:tc>
+          <w:tcPr>
+            <w:tcW w:type="dxa" w:w="1800"/>
+            <w:tcBorders>
+              <w:top w:val="single" w:color="CCCCCC" w:sz="1"/>
+              <w:left w:val="single" w:color="CCCCCC" w:sz="1"/>
+              <w:bottom w:val="single" w:color="CCCCCC" w:sz="1"/>
+              <w:right w:val="single" w:color="CCCCCC" w:sz="1"/>
+            </w:tcBorders>
+            <w:shd w:fill="EBF3FB" w:val="clear"/>
+            <w:tcMar>
+              <w:top w:type="dxa" w:w="80"/>
+              <w:left w:type="dxa" w:w="120"/>
+              <w:bottom w:type="dxa" w:w="80"/>
+              <w:right w:type="dxa" w:w="120"/>
+            </w:tcMar>
+          </w:tcPr>
+          <w:p>
+            <w:pPr>
+              <w:spacing w:after="40" w:before="40"/>
+            </w:pPr>
+            <w:r>
+              <w:rPr>
+                <w:rFonts w:ascii="Arial" w:cs="Arial" w:eastAsia="Arial" w:hAnsi="Arial"/>
+                <w:color w:val="1A1A2E"/>
+                <w:sz w:val="20"/>
+                <w:szCs w:val="20"/>
+              </w:rPr>
+              <w:t xml:space="preserve">Admin Login</w:t>
+            </w:r>
+          </w:p>
+        </w:tc>
+        <w:tc>
+          <w:tcPr>
+            <w:tcW w:type="dxa" w:w="1600"/>
+            <w:tcBorders>
+              <w:top w:val="single" w:color="CCCCCC" w:sz="1"/>
+              <w:left w:val="single" w:color="CCCCCC" w:sz="1"/>
+              <w:bottom w:val="single" w:color="CCCCCC" w:sz="1"/>
+              <w:right w:val="single" w:color="CCCCCC" w:sz="1"/>
+            </w:tcBorders>
+            <w:shd w:fill="EBF3FB" w:val="clear"/>
+            <w:tcMar>
+              <w:top w:type="dxa" w:w="80"/>
+              <w:left w:type="dxa" w:w="120"/>
+              <w:bottom w:type="dxa" w:w="80"/>
+              <w:right w:type="dxa" w:w="120"/>
+            </w:tcMar>
+          </w:tcPr>
+          <w:p>
+            <w:pPr>
+              <w:spacing w:after="40" w:before="40"/>
+            </w:pPr>
+            <w:r>
+              <w:rPr>
+                <w:rFonts w:ascii="Arial" w:cs="Arial" w:eastAsia="Arial" w:hAnsi="Arial"/>
+                <w:color w:val="1A1A2E"/>
+                <w:sz w:val="20"/>
+                <w:szCs w:val="20"/>
+              </w:rPr>
+              <w:t xml:space="preserve">/admin</w:t>
+            </w:r>
+          </w:p>
+        </w:tc>
+        <w:tc>
+          <w:tcPr>
+            <w:tcW w:type="dxa" w:w="1000"/>
+            <w:tcBorders>
+              <w:top w:val="single" w:color="CCCCCC" w:sz="1"/>
+              <w:left w:val="single" w:color="CCCCCC" w:sz="1"/>
+              <w:bottom w:val="single" w:color="CCCCCC" w:sz="1"/>
+              <w:right w:val="single" w:color="CCCCCC" w:sz="1"/>
+            </w:tcBorders>
+            <w:shd w:fill="EBF3FB" w:val="clear"/>
+            <w:tcMar>
+              <w:top w:type="dxa" w:w="80"/>
+              <w:left w:type="dxa" w:w="120"/>
+              <w:bottom w:type="dxa" w:w="80"/>
+              <w:right w:type="dxa" w:w="120"/>
+            </w:tcMar>
+          </w:tcPr>
+          <w:p>
+            <w:pPr>
+              <w:spacing w:after="40" w:before="40"/>
+            </w:pPr>
+            <w:r>
+              <w:rPr>
+                <w:rFonts w:ascii="Arial" w:cs="Arial" w:eastAsia="Arial" w:hAnsi="Arial"/>
+                <w:color w:val="1A1A2E"/>
+                <w:sz w:val="20"/>
+                <w:szCs w:val="20"/>
+              </w:rPr>
+              <w:t xml:space="preserve">Root</w:t>
+            </w:r>
+          </w:p>
+        </w:tc>
+        <w:tc>
+          <w:tcPr>
+            <w:tcW w:type="dxa" w:w="1200"/>
+            <w:tcBorders>
+              <w:top w:val="single" w:color="CCCCCC" w:sz="1"/>
+              <w:left w:val="single" w:color="CCCCCC" w:sz="1"/>
+              <w:bottom w:val="single" w:color="CCCCCC" w:sz="1"/>
+              <w:right w:val="single" w:color="CCCCCC" w:sz="1"/>
+            </w:tcBorders>
+            <w:shd w:fill="EBF3FB" w:val="clear"/>
+            <w:tcMar>
+              <w:top w:type="dxa" w:w="80"/>
+              <w:left w:type="dxa" w:w="120"/>
+              <w:bottom w:type="dxa" w:w="80"/>
+              <w:right w:type="dxa" w:w="120"/>
+            </w:tcMar>
+          </w:tcPr>
+          <w:p>
+            <w:pPr>
+              <w:spacing w:after="40" w:before="40"/>
+            </w:pPr>
+            <w:r>
+              <w:rPr>
+                <w:rFonts w:ascii="Arial" w:cs="Arial" w:eastAsia="Arial" w:hAnsi="Arial"/>
+                <w:color w:val="1A1A2E"/>
+                <w:sz w:val="20"/>
+                <w:szCs w:val="20"/>
+              </w:rPr>
+              <w:t xml:space="preserve">Admin</w:t>
+            </w:r>
+          </w:p>
+        </w:tc>
+        <w:tc>
+          <w:tcPr>
+            <w:tcW w:type="dxa" w:w="1360"/>
+            <w:tcBorders>
+              <w:top w:val="single" w:color="CCCCCC" w:sz="1"/>
+              <w:left w:val="single" w:color="CCCCCC" w:sz="1"/>
+              <w:bottom w:val="single" w:color="CCCCCC" w:sz="1"/>
+              <w:right w:val="single" w:color="CCCCCC" w:sz="1"/>
+            </w:tcBorders>
+            <w:shd w:fill="EBF3FB" w:val="clear"/>
+            <w:tcMar>
+              <w:top w:type="dxa" w:w="80"/>
+              <w:left w:type="dxa" w:w="120"/>
+              <w:bottom w:type="dxa" w:w="80"/>
+              <w:right w:type="dxa" w:w="120"/>
+            </w:tcMar>
+          </w:tcPr>
+          <w:p>
+            <w:pPr>
+              <w:spacing w:after="40" w:before="40"/>
+            </w:pPr>
+            <w:r>
+              <w:rPr>
+                <w:rFonts w:ascii="Arial" w:cs="Arial" w:eastAsia="Arial" w:hAnsi="Arial"/>
+                <w:color w:val="1A1A2E"/>
+                <w:sz w:val="20"/>
+                <w:szCs w:val="20"/>
+              </w:rPr>
+              <w:t xml:space="preserve">Staff only</w:t>
+            </w:r>
+          </w:p>
+        </w:tc>
+        <w:tc>
+          <w:tcPr>
+            <w:tcW w:type="dxa" w:w="1400"/>
+            <w:tcBorders>
+              <w:top w:val="single" w:color="CCCCCC" w:sz="1"/>
+              <w:left w:val="single" w:color="CCCCCC" w:sz="1"/>
+              <w:bottom w:val="single" w:color="CCCCCC" w:sz="1"/>
+              <w:right w:val="single" w:color="CCCCCC" w:sz="1"/>
+            </w:tcBorders>
+            <w:shd w:fill="EBF3FB" w:val="clear"/>
+            <w:tcMar>
+              <w:top w:type="dxa" w:w="80"/>
+              <w:left w:type="dxa" w:w="120"/>
+              <w:bottom w:type="dxa" w:w="80"/>
+              <w:right w:type="dxa" w:w="120"/>
+            </w:tcMar>
+          </w:tcPr>
+          <w:p>
+            <w:pPr>
+              <w:spacing w:after="40" w:before="40"/>
+            </w:pPr>
+            <w:r>
+              <w:rPr>
+                <w:rFonts w:ascii="Arial" w:cs="Arial" w:eastAsia="Arial" w:hAnsi="Arial"/>
+                <w:color w:val="1A1A2E"/>
+                <w:sz w:val="20"/>
+                <w:szCs w:val="20"/>
+              </w:rPr>
+              <w:t xml:space="preserve">Low</w:t>
+            </w:r>
+          </w:p>
+        </w:tc>
+      </w:tr>
+      <w:tr>
+        <w:tc>
+          <w:tcPr>
+            <w:tcW w:type="dxa" w:w="1800"/>
+            <w:tcBorders>
+              <w:top w:val="single" w:color="CCCCCC" w:sz="1"/>
+              <w:left w:val="single" w:color="CCCCCC" w:sz="1"/>
+              <w:bottom w:val="single" w:color="CCCCCC" w:sz="1"/>
+              <w:right w:val="single" w:color="CCCCCC" w:sz="1"/>
+            </w:tcBorders>
+            <w:shd w:fill="EBF3FB" w:val="clear"/>
+            <w:tcMar>
+              <w:top w:type="dxa" w:w="80"/>
+              <w:left w:type="dxa" w:w="120"/>
+              <w:bottom w:type="dxa" w:w="80"/>
+              <w:right w:type="dxa" w:w="120"/>
+            </w:tcMar>
+          </w:tcPr>
+          <w:p>
+            <w:pPr>
+              <w:spacing w:after="40" w:before="40"/>
+            </w:pPr>
+            <w:r>
+              <w:rPr>
+                <w:rFonts w:ascii="Arial" w:cs="Arial" w:eastAsia="Arial" w:hAnsi="Arial"/>
+                <w:color w:val="1A1A2E"/>
+                <w:sz w:val="20"/>
+                <w:szCs w:val="20"/>
+              </w:rPr>
+              <w:t xml:space="preserve">Admin Dashboard</w:t>
+            </w:r>
+          </w:p>
+        </w:tc>
+        <w:tc>
+          <w:tcPr>
+            <w:tcW w:type="dxa" w:w="1600"/>
+            <w:tcBorders>
+              <w:top w:val="single" w:color="CCCCCC" w:sz="1"/>
+              <w:left w:val="single" w:color="CCCCCC" w:sz="1"/>
+              <w:bottom w:val="single" w:color="CCCCCC" w:sz="1"/>
+              <w:right w:val="single" w:color="CCCCCC" w:sz="1"/>
+            </w:tcBorders>
+            <w:shd w:fill="EBF3FB" w:val="clear"/>
+            <w:tcMar>
+              <w:top w:type="dxa" w:w="80"/>
+              <w:left w:type="dxa" w:w="120"/>
+              <w:bottom w:type="dxa" w:w="80"/>
+              <w:right w:type="dxa" w:w="120"/>
+            </w:tcMar>
+          </w:tcPr>
+          <w:p>
+            <w:pPr>
+              <w:spacing w:after="40" w:before="40"/>
+            </w:pPr>
+            <w:r>
+              <w:rPr>
+                <w:rFonts w:ascii="Arial" w:cs="Arial" w:eastAsia="Arial" w:hAnsi="Arial"/>
+                <w:color w:val="1A1A2E"/>
+                <w:sz w:val="20"/>
+                <w:szCs w:val="20"/>
+              </w:rPr>
+              <w:t xml:space="preserve">/admin/dashboard</w:t>
+            </w:r>
+          </w:p>
+        </w:tc>
+        <w:tc>
+          <w:tcPr>
+            <w:tcW w:type="dxa" w:w="1000"/>
+            <w:tcBorders>
+              <w:top w:val="single" w:color="CCCCCC" w:sz="1"/>
+              <w:left w:val="single" w:color="CCCCCC" w:sz="1"/>
+              <w:bottom w:val="single" w:color="CCCCCC" w:sz="1"/>
+              <w:right w:val="single" w:color="CCCCCC" w:sz="1"/>
+            </w:tcBorders>
+            <w:shd w:fill="EBF3FB" w:val="clear"/>
+            <w:tcMar>
+              <w:top w:type="dxa" w:w="80"/>
+              <w:left w:type="dxa" w:w="120"/>
+              <w:bottom w:type="dxa" w:w="80"/>
+              <w:right w:type="dxa" w:w="120"/>
+            </w:tcMar>
+          </w:tcPr>
+          <w:p>
+            <w:pPr>
+              <w:spacing w:after="40" w:before="40"/>
+            </w:pPr>
+            <w:r>
+              <w:rPr>
+                <w:rFonts w:ascii="Arial" w:cs="Arial" w:eastAsia="Arial" w:hAnsi="Arial"/>
+                <w:color w:val="1A1A2E"/>
+                <w:sz w:val="20"/>
+                <w:szCs w:val="20"/>
+              </w:rPr>
+              <w:t xml:space="preserve">/admin</w:t>
+            </w:r>
+          </w:p>
+        </w:tc>
+        <w:tc>
+          <w:tcPr>
+            <w:tcW w:type="dxa" w:w="1200"/>
+            <w:tcBorders>
+              <w:top w:val="single" w:color="CCCCCC" w:sz="1"/>
+              <w:left w:val="single" w:color="CCCCCC" w:sz="1"/>
+              <w:bottom w:val="single" w:color="CCCCCC" w:sz="1"/>
+              <w:right w:val="single" w:color="CCCCCC" w:sz="1"/>
+            </w:tcBorders>
+            <w:shd w:fill="EBF3FB" w:val="clear"/>
+            <w:tcMar>
+              <w:top w:type="dxa" w:w="80"/>
+              <w:left w:type="dxa" w:w="120"/>
+              <w:bottom w:type="dxa" w:w="80"/>
+              <w:right w:type="dxa" w:w="120"/>
+            </w:tcMar>
+          </w:tcPr>
+          <w:p>
+            <w:pPr>
+              <w:spacing w:after="40" w:before="40"/>
+            </w:pPr>
+            <w:r>
+              <w:rPr>
+                <w:rFonts w:ascii="Arial" w:cs="Arial" w:eastAsia="Arial" w:hAnsi="Arial"/>
+                <w:color w:val="1A1A2E"/>
+                <w:sz w:val="20"/>
+                <w:szCs w:val="20"/>
+              </w:rPr>
+              <w:t xml:space="preserve">Admin</w:t>
+            </w:r>
+          </w:p>
+        </w:tc>
+        <w:tc>
+          <w:tcPr>
+            <w:tcW w:type="dxa" w:w="1360"/>
+            <w:tcBorders>
+              <w:top w:val="single" w:color="CCCCCC" w:sz="1"/>
+              <w:left w:val="single" w:color="CCCCCC" w:sz="1"/>
+              <w:bottom w:val="single" w:color="CCCCCC" w:sz="1"/>
+              <w:right w:val="single" w:color="CCCCCC" w:sz="1"/>
+            </w:tcBorders>
+            <w:shd w:fill="EBF3FB" w:val="clear"/>
+            <w:tcMar>
+              <w:top w:type="dxa" w:w="80"/>
+              <w:left w:type="dxa" w:w="120"/>
+              <w:bottom w:type="dxa" w:w="80"/>
+              <w:right w:type="dxa" w:w="120"/>
+            </w:tcMar>
+          </w:tcPr>
+          <w:p>
+            <w:pPr>
+              <w:spacing w:after="40" w:before="40"/>
+            </w:pPr>
+            <w:r>
+              <w:rPr>
+                <w:rFonts w:ascii="Arial" w:cs="Arial" w:eastAsia="Arial" w:hAnsi="Arial"/>
+                <w:color w:val="1A1A2E"/>
+                <w:sz w:val="20"/>
+                <w:szCs w:val="20"/>
+              </w:rPr>
+              <w:t xml:space="preserve">Staff only</w:t>
+            </w:r>
+          </w:p>
+        </w:tc>
+        <w:tc>
+          <w:tcPr>
+            <w:tcW w:type="dxa" w:w="1400"/>
+            <w:tcBorders>
+              <w:top w:val="single" w:color="CCCCCC" w:sz="1"/>
+              <w:left w:val="single" w:color="CCCCCC" w:sz="1"/>
+              <w:bottom w:val="single" w:color="CCCCCC" w:sz="1"/>
+              <w:right w:val="single" w:color="CCCCCC" w:sz="1"/>
+            </w:tcBorders>
+            <w:shd w:fill="EBF3FB" w:val="clear"/>
+            <w:tcMar>
+              <w:top w:type="dxa" w:w="80"/>
+              <w:left w:type="dxa" w:w="120"/>
+              <w:bottom w:type="dxa" w:w="80"/>
+              <w:right w:type="dxa" w:w="120"/>
+            </w:tcMar>
+          </w:tcPr>
+          <w:p>
+            <w:pPr>
+              <w:spacing w:after="40" w:before="40"/>
+            </w:pPr>
+            <w:r>
+              <w:rPr>
+                <w:rFonts w:ascii="Arial" w:cs="Arial" w:eastAsia="Arial" w:hAnsi="Arial"/>
+                <w:color w:val="1A1A2E"/>
+                <w:sz w:val="20"/>
+                <w:szCs w:val="20"/>
+              </w:rPr>
+              <w:t xml:space="preserve">Low</w:t>
             </w:r>
           </w:p>
         </w:tc>
@@ -3598,26 +4696,26 @@
               <w:bottom w:val="single" w:color="CCCCCC" w:sz="1"/>
               <w:right w:val="single" w:color="CCCCCC" w:sz="1"/>
             </w:tcBorders>
-            <w:shd w:fill="FFFFFF" w:val="clear"/>
-            <w:tcMar>
-              <w:top w:type="dxa" w:w="80"/>
-              <w:left w:type="dxa" w:w="120"/>
-              <w:bottom w:type="dxa" w:w="80"/>
-              <w:right w:type="dxa" w:w="120"/>
-            </w:tcMar>
-          </w:tcPr>
-          <w:p>
-            <w:pPr>
-              <w:spacing w:after="40" w:before="40"/>
-            </w:pPr>
-            <w:r>
-              <w:rPr>
-                <w:rFonts w:ascii="Arial" w:cs="Arial" w:eastAsia="Arial" w:hAnsi="Arial"/>
-                <w:color w:val="1A1A2E"/>
-                <w:sz w:val="20"/>
-                <w:szCs w:val="20"/>
-              </w:rPr>
-              <w:t xml:space="preserve">Events</w:t>
+            <w:shd w:fill="EBF3FB" w:val="clear"/>
+            <w:tcMar>
+              <w:top w:type="dxa" w:w="80"/>
+              <w:left w:type="dxa" w:w="120"/>
+              <w:bottom w:type="dxa" w:w="80"/>
+              <w:right w:type="dxa" w:w="120"/>
+            </w:tcMar>
+          </w:tcPr>
+          <w:p>
+            <w:pPr>
+              <w:spacing w:after="40" w:before="40"/>
+            </w:pPr>
+            <w:r>
+              <w:rPr>
+                <w:rFonts w:ascii="Arial" w:cs="Arial" w:eastAsia="Arial" w:hAnsi="Arial"/>
+                <w:color w:val="1A1A2E"/>
+                <w:sz w:val="20"/>
+                <w:szCs w:val="20"/>
+              </w:rPr>
+              <w:t xml:space="preserve">Team</w:t>
             </w:r>
           </w:p>
         </w:tc>
@@ -3630,26 +4728,26 @@
               <w:bottom w:val="single" w:color="CCCCCC" w:sz="1"/>
               <w:right w:val="single" w:color="CCCCCC" w:sz="1"/>
             </w:tcBorders>
-            <w:shd w:fill="FFFFFF" w:val="clear"/>
-            <w:tcMar>
-              <w:top w:type="dxa" w:w="80"/>
-              <w:left w:type="dxa" w:w="120"/>
-              <w:bottom w:type="dxa" w:w="80"/>
-              <w:right w:type="dxa" w:w="120"/>
-            </w:tcMar>
-          </w:tcPr>
-          <w:p>
-            <w:pPr>
-              <w:spacing w:after="40" w:before="40"/>
-            </w:pPr>
-            <w:r>
-              <w:rPr>
-                <w:rFonts w:ascii="Arial" w:cs="Arial" w:eastAsia="Arial" w:hAnsi="Arial"/>
-                <w:color w:val="1A1A2E"/>
-                <w:sz w:val="20"/>
-                <w:szCs w:val="20"/>
-              </w:rPr>
-              <w:t xml:space="preserve">/events</w:t>
+            <w:shd w:fill="EBF3FB" w:val="clear"/>
+            <w:tcMar>
+              <w:top w:type="dxa" w:w="80"/>
+              <w:left w:type="dxa" w:w="120"/>
+              <w:bottom w:type="dxa" w:w="80"/>
+              <w:right w:type="dxa" w:w="120"/>
+            </w:tcMar>
+          </w:tcPr>
+          <w:p>
+            <w:pPr>
+              <w:spacing w:after="40" w:before="40"/>
+            </w:pPr>
+            <w:r>
+              <w:rPr>
+                <w:rFonts w:ascii="Arial" w:cs="Arial" w:eastAsia="Arial" w:hAnsi="Arial"/>
+                <w:color w:val="1A1A2E"/>
+                <w:sz w:val="20"/>
+                <w:szCs w:val="20"/>
+              </w:rPr>
+              <w:t xml:space="preserve">/team</w:t>
             </w:r>
           </w:p>
         </w:tc>
@@ -3662,26 +4760,26 @@
               <w:bottom w:val="single" w:color="CCCCCC" w:sz="1"/>
               <w:right w:val="single" w:color="CCCCCC" w:sz="1"/>
             </w:tcBorders>
-            <w:shd w:fill="FFFFFF" w:val="clear"/>
-            <w:tcMar>
-              <w:top w:type="dxa" w:w="80"/>
-              <w:left w:type="dxa" w:w="120"/>
-              <w:bottom w:type="dxa" w:w="80"/>
-              <w:right w:type="dxa" w:w="120"/>
-            </w:tcMar>
-          </w:tcPr>
-          <w:p>
-            <w:pPr>
-              <w:spacing w:after="40" w:before="40"/>
-            </w:pPr>
-            <w:r>
-              <w:rPr>
-                <w:rFonts w:ascii="Arial" w:cs="Arial" w:eastAsia="Arial" w:hAnsi="Arial"/>
-                <w:color w:val="1A1A2E"/>
-                <w:sz w:val="20"/>
-                <w:szCs w:val="20"/>
-              </w:rPr>
-              <w:t xml:space="preserve">Dropdown reveals: All Events, BLS</w:t>
+            <w:shd w:fill="EBF3FB" w:val="clear"/>
+            <w:tcMar>
+              <w:top w:type="dxa" w:w="80"/>
+              <w:left w:type="dxa" w:w="120"/>
+              <w:bottom w:type="dxa" w:w="80"/>
+              <w:right w:type="dxa" w:w="120"/>
+            </w:tcMar>
+          </w:tcPr>
+          <w:p>
+            <w:pPr>
+              <w:spacing w:after="40" w:before="40"/>
+            </w:pPr>
+            <w:r>
+              <w:rPr>
+                <w:rFonts w:ascii="Arial" w:cs="Arial" w:eastAsia="Arial" w:hAnsi="Arial"/>
+                <w:color w:val="1A1A2E"/>
+                <w:sz w:val="20"/>
+                <w:szCs w:val="20"/>
+              </w:rPr>
+              <w:t xml:space="preserve">Shows organizational hierarchy</w:t>
             </w:r>
           </w:p>
         </w:tc>
@@ -3696,26 +4794,26 @@
               <w:bottom w:val="single" w:color="CCCCCC" w:sz="1"/>
               <w:right w:val="single" w:color="CCCCCC" w:sz="1"/>
             </w:tcBorders>
-            <w:shd w:fill="EBF3FB" w:val="clear"/>
-            <w:tcMar>
-              <w:top w:type="dxa" w:w="80"/>
-              <w:left w:type="dxa" w:w="120"/>
-              <w:bottom w:type="dxa" w:w="80"/>
-              <w:right w:type="dxa" w:w="120"/>
-            </w:tcMar>
-          </w:tcPr>
-          <w:p>
-            <w:pPr>
-              <w:spacing w:after="40" w:before="40"/>
-            </w:pPr>
-            <w:r>
-              <w:rPr>
-                <w:rFonts w:ascii="Arial" w:cs="Arial" w:eastAsia="Arial" w:hAnsi="Arial"/>
-                <w:color w:val="1A1A2E"/>
-                <w:sz w:val="20"/>
-                <w:szCs w:val="20"/>
-              </w:rPr>
-              <w:t xml:space="preserve">Join Us</w:t>
+            <w:shd w:fill="FFFFFF" w:val="clear"/>
+            <w:tcMar>
+              <w:top w:type="dxa" w:w="80"/>
+              <w:left w:type="dxa" w:w="120"/>
+              <w:bottom w:type="dxa" w:w="80"/>
+              <w:right w:type="dxa" w:w="120"/>
+            </w:tcMar>
+          </w:tcPr>
+          <w:p>
+            <w:pPr>
+              <w:spacing w:after="40" w:before="40"/>
+            </w:pPr>
+            <w:r>
+              <w:rPr>
+                <w:rFonts w:ascii="Arial" w:cs="Arial" w:eastAsia="Arial" w:hAnsi="Arial"/>
+                <w:color w:val="1A1A2E"/>
+                <w:sz w:val="20"/>
+                <w:szCs w:val="20"/>
+              </w:rPr>
+              <w:t xml:space="preserve">Events</w:t>
             </w:r>
           </w:p>
         </w:tc>
@@ -3728,26 +4826,26 @@
               <w:bottom w:val="single" w:color="CCCCCC" w:sz="1"/>
               <w:right w:val="single" w:color="CCCCCC" w:sz="1"/>
             </w:tcBorders>
-            <w:shd w:fill="EBF3FB" w:val="clear"/>
-            <w:tcMar>
-              <w:top w:type="dxa" w:w="80"/>
-              <w:left w:type="dxa" w:w="120"/>
-              <w:bottom w:type="dxa" w:w="80"/>
-              <w:right w:type="dxa" w:w="120"/>
-            </w:tcMar>
-          </w:tcPr>
-          <w:p>
-            <w:pPr>
-              <w:spacing w:after="40" w:before="40"/>
-            </w:pPr>
-            <w:r>
-              <w:rPr>
-                <w:rFonts w:ascii="Arial" w:cs="Arial" w:eastAsia="Arial" w:hAnsi="Arial"/>
-                <w:color w:val="1A1A2E"/>
-                <w:sz w:val="20"/>
-                <w:szCs w:val="20"/>
-              </w:rPr>
-              <w:t xml:space="preserve">/join</w:t>
+            <w:shd w:fill="FFFFFF" w:val="clear"/>
+            <w:tcMar>
+              <w:top w:type="dxa" w:w="80"/>
+              <w:left w:type="dxa" w:w="120"/>
+              <w:bottom w:type="dxa" w:w="80"/>
+              <w:right w:type="dxa" w:w="120"/>
+            </w:tcMar>
+          </w:tcPr>
+          <w:p>
+            <w:pPr>
+              <w:spacing w:after="40" w:before="40"/>
+            </w:pPr>
+            <w:r>
+              <w:rPr>
+                <w:rFonts w:ascii="Arial" w:cs="Arial" w:eastAsia="Arial" w:hAnsi="Arial"/>
+                <w:color w:val="1A1A2E"/>
+                <w:sz w:val="20"/>
+                <w:szCs w:val="20"/>
+              </w:rPr>
+              <w:t xml:space="preserve">/events</w:t>
             </w:r>
           </w:p>
         </w:tc>
@@ -3760,26 +4858,26 @@
               <w:bottom w:val="single" w:color="CCCCCC" w:sz="1"/>
               <w:right w:val="single" w:color="CCCCCC" w:sz="1"/>
             </w:tcBorders>
-            <w:shd w:fill="EBF3FB" w:val="clear"/>
-            <w:tcMar>
-              <w:top w:type="dxa" w:w="80"/>
-              <w:left w:type="dxa" w:w="120"/>
-              <w:bottom w:type="dxa" w:w="80"/>
-              <w:right w:type="dxa" w:w="120"/>
-            </w:tcMar>
-          </w:tcPr>
-          <w:p>
-            <w:pPr>
-              <w:spacing w:after="40" w:before="40"/>
-            </w:pPr>
-            <w:r>
-              <w:rPr>
-                <w:rFonts w:ascii="Arial" w:cs="Arial" w:eastAsia="Arial" w:hAnsi="Arial"/>
-                <w:color w:val="1A1A2E"/>
-                <w:sz w:val="20"/>
-                <w:szCs w:val="20"/>
-              </w:rPr>
-              <w:t xml:space="preserve">Highlighted button style — amber gold</w:t>
+            <w:shd w:fill="FFFFFF" w:val="clear"/>
+            <w:tcMar>
+              <w:top w:type="dxa" w:w="80"/>
+              <w:left w:type="dxa" w:w="120"/>
+              <w:bottom w:type="dxa" w:w="80"/>
+              <w:right w:type="dxa" w:w="120"/>
+            </w:tcMar>
+          </w:tcPr>
+          <w:p>
+            <w:pPr>
+              <w:spacing w:after="40" w:before="40"/>
+            </w:pPr>
+            <w:r>
+              <w:rPr>
+                <w:rFonts w:ascii="Arial" w:cs="Arial" w:eastAsia="Arial" w:hAnsi="Arial"/>
+                <w:color w:val="1A1A2E"/>
+                <w:sz w:val="20"/>
+                <w:szCs w:val="20"/>
+              </w:rPr>
+              <w:t>Shows all events listing</w:t>
             </w:r>
           </w:p>
         </w:tc>
@@ -3794,26 +4892,26 @@
               <w:bottom w:val="single" w:color="CCCCCC" w:sz="1"/>
               <w:right w:val="single" w:color="CCCCCC" w:sz="1"/>
             </w:tcBorders>
-            <w:shd w:fill="FFFFFF" w:val="clear"/>
-            <w:tcMar>
-              <w:top w:type="dxa" w:w="80"/>
-              <w:left w:type="dxa" w:w="120"/>
-              <w:bottom w:type="dxa" w:w="80"/>
-              <w:right w:type="dxa" w:w="120"/>
-            </w:tcMar>
-          </w:tcPr>
-          <w:p>
-            <w:pPr>
-              <w:spacing w:after="40" w:before="40"/>
-            </w:pPr>
-            <w:r>
-              <w:rPr>
-                <w:rFonts w:ascii="Arial" w:cs="Arial" w:eastAsia="Arial" w:hAnsi="Arial"/>
-                <w:color w:val="1A1A2E"/>
-                <w:sz w:val="20"/>
-                <w:szCs w:val="20"/>
-              </w:rPr>
-              <w:t xml:space="preserve">Contact</w:t>
+            <w:shd w:fill="EBF3FB" w:val="clear"/>
+            <w:tcMar>
+              <w:top w:type="dxa" w:w="80"/>
+              <w:left w:type="dxa" w:w="120"/>
+              <w:bottom w:type="dxa" w:w="80"/>
+              <w:right w:type="dxa" w:w="120"/>
+            </w:tcMar>
+          </w:tcPr>
+          <w:p>
+            <w:pPr>
+              <w:spacing w:after="40" w:before="40"/>
+            </w:pPr>
+            <w:r>
+              <w:rPr>
+                <w:rFonts w:ascii="Arial" w:cs="Arial" w:eastAsia="Arial" w:hAnsi="Arial"/>
+                <w:color w:val="1A1A2E"/>
+                <w:sz w:val="20"/>
+                <w:szCs w:val="20"/>
+              </w:rPr>
+              <w:t>Join</w:t>
             </w:r>
           </w:p>
         </w:tc>
@@ -3826,26 +4924,26 @@
               <w:bottom w:val="single" w:color="CCCCCC" w:sz="1"/>
               <w:right w:val="single" w:color="CCCCCC" w:sz="1"/>
             </w:tcBorders>
-            <w:shd w:fill="FFFFFF" w:val="clear"/>
-            <w:tcMar>
-              <w:top w:type="dxa" w:w="80"/>
-              <w:left w:type="dxa" w:w="120"/>
-              <w:bottom w:type="dxa" w:w="80"/>
-              <w:right w:type="dxa" w:w="120"/>
-            </w:tcMar>
-          </w:tcPr>
-          <w:p>
-            <w:pPr>
-              <w:spacing w:after="40" w:before="40"/>
-            </w:pPr>
-            <w:r>
-              <w:rPr>
-                <w:rFonts w:ascii="Arial" w:cs="Arial" w:eastAsia="Arial" w:hAnsi="Arial"/>
-                <w:color w:val="1A1A2E"/>
-                <w:sz w:val="20"/>
-                <w:szCs w:val="20"/>
-              </w:rPr>
-              <w:t xml:space="preserve">/contact</w:t>
+            <w:shd w:fill="EBF3FB" w:val="clear"/>
+            <w:tcMar>
+              <w:top w:type="dxa" w:w="80"/>
+              <w:left w:type="dxa" w:w="120"/>
+              <w:bottom w:type="dxa" w:w="80"/>
+              <w:right w:type="dxa" w:w="120"/>
+            </w:tcMar>
+          </w:tcPr>
+          <w:p>
+            <w:pPr>
+              <w:spacing w:after="40" w:before="40"/>
+            </w:pPr>
+            <w:r>
+              <w:rPr>
+                <w:rFonts w:ascii="Arial" w:cs="Arial" w:eastAsia="Arial" w:hAnsi="Arial"/>
+                <w:color w:val="1A1A2E"/>
+                <w:sz w:val="20"/>
+                <w:szCs w:val="20"/>
+              </w:rPr>
+              <w:t xml:space="preserve">/join</w:t>
             </w:r>
           </w:p>
         </w:tc>
@@ -3858,26 +4956,26 @@
               <w:bottom w:val="single" w:color="CCCCCC" w:sz="1"/>
               <w:right w:val="single" w:color="CCCCCC" w:sz="1"/>
             </w:tcBorders>
-            <w:shd w:fill="FFFFFF" w:val="clear"/>
-            <w:tcMar>
-              <w:top w:type="dxa" w:w="80"/>
-              <w:left w:type="dxa" w:w="120"/>
-              <w:bottom w:type="dxa" w:w="80"/>
-              <w:right w:type="dxa" w:w="120"/>
-            </w:tcMar>
-          </w:tcPr>
-          <w:p>
-            <w:pPr>
-              <w:spacing w:after="40" w:before="40"/>
-            </w:pPr>
-            <w:r>
-              <w:rPr>
-                <w:rFonts w:ascii="Arial" w:cs="Arial" w:eastAsia="Arial" w:hAnsi="Arial"/>
-                <w:color w:val="1A1A2E"/>
-                <w:sz w:val="20"/>
-                <w:szCs w:val="20"/>
-              </w:rPr>
-              <w:t xml:space="preserve"/>
+            <w:shd w:fill="EBF3FB" w:val="clear"/>
+            <w:tcMar>
+              <w:top w:type="dxa" w:w="80"/>
+              <w:left w:type="dxa" w:w="120"/>
+              <w:bottom w:type="dxa" w:w="80"/>
+              <w:right w:type="dxa" w:w="120"/>
+            </w:tcMar>
+          </w:tcPr>
+          <w:p>
+            <w:pPr>
+              <w:spacing w:after="40" w:before="40"/>
+            </w:pPr>
+            <w:r>
+              <w:rPr>
+                <w:rFonts w:ascii="Arial" w:cs="Arial" w:eastAsia="Arial" w:hAnsi="Arial"/>
+                <w:color w:val="1A1A2E"/>
+                <w:sz w:val="20"/>
+                <w:szCs w:val="20"/>
+              </w:rPr>
+              <w:t xml:space="preserve">Highlighted button style — amber gold</w:t>
             </w:r>
           </w:p>
         </w:tc>
@@ -3892,6 +4990,104 @@
               <w:bottom w:val="single" w:color="CCCCCC" w:sz="1"/>
               <w:right w:val="single" w:color="CCCCCC" w:sz="1"/>
             </w:tcBorders>
+            <w:shd w:fill="FFFFFF" w:val="clear"/>
+            <w:tcMar>
+              <w:top w:type="dxa" w:w="80"/>
+              <w:left w:type="dxa" w:w="120"/>
+              <w:bottom w:type="dxa" w:w="80"/>
+              <w:right w:type="dxa" w:w="120"/>
+            </w:tcMar>
+          </w:tcPr>
+          <w:p>
+            <w:pPr>
+              <w:spacing w:after="40" w:before="40"/>
+            </w:pPr>
+            <w:r>
+              <w:rPr>
+                <w:rFonts w:ascii="Arial" w:cs="Arial" w:eastAsia="Arial" w:hAnsi="Arial"/>
+                <w:color w:val="1A1A2E"/>
+                <w:sz w:val="20"/>
+                <w:szCs w:val="20"/>
+              </w:rPr>
+              <w:t xml:space="preserve">Contact</w:t>
+            </w:r>
+          </w:p>
+        </w:tc>
+        <w:tc>
+          <w:tcPr>
+            <w:tcW w:type="dxa" w:w="2000"/>
+            <w:tcBorders>
+              <w:top w:val="single" w:color="CCCCCC" w:sz="1"/>
+              <w:left w:val="single" w:color="CCCCCC" w:sz="1"/>
+              <w:bottom w:val="single" w:color="CCCCCC" w:sz="1"/>
+              <w:right w:val="single" w:color="CCCCCC" w:sz="1"/>
+            </w:tcBorders>
+            <w:shd w:fill="FFFFFF" w:val="clear"/>
+            <w:tcMar>
+              <w:top w:type="dxa" w:w="80"/>
+              <w:left w:type="dxa" w:w="120"/>
+              <w:bottom w:type="dxa" w:w="80"/>
+              <w:right w:type="dxa" w:w="120"/>
+            </w:tcMar>
+          </w:tcPr>
+          <w:p>
+            <w:pPr>
+              <w:spacing w:after="40" w:before="40"/>
+            </w:pPr>
+            <w:r>
+              <w:rPr>
+                <w:rFonts w:ascii="Arial" w:cs="Arial" w:eastAsia="Arial" w:hAnsi="Arial"/>
+                <w:color w:val="1A1A2E"/>
+                <w:sz w:val="20"/>
+                <w:szCs w:val="20"/>
+              </w:rPr>
+              <w:t xml:space="preserve">/contact</w:t>
+            </w:r>
+          </w:p>
+        </w:tc>
+        <w:tc>
+          <w:tcPr>
+            <w:tcW w:type="dxa" w:w="5360"/>
+            <w:tcBorders>
+              <w:top w:val="single" w:color="CCCCCC" w:sz="1"/>
+              <w:left w:val="single" w:color="CCCCCC" w:sz="1"/>
+              <w:bottom w:val="single" w:color="CCCCCC" w:sz="1"/>
+              <w:right w:val="single" w:color="CCCCCC" w:sz="1"/>
+            </w:tcBorders>
+            <w:shd w:fill="FFFFFF" w:val="clear"/>
+            <w:tcMar>
+              <w:top w:type="dxa" w:w="80"/>
+              <w:left w:type="dxa" w:w="120"/>
+              <w:bottom w:type="dxa" w:w="80"/>
+              <w:right w:type="dxa" w:w="120"/>
+            </w:tcMar>
+          </w:tcPr>
+          <w:p>
+            <w:pPr>
+              <w:spacing w:after="40" w:before="40"/>
+            </w:pPr>
+            <w:r>
+              <w:rPr>
+                <w:rFonts w:ascii="Arial" w:cs="Arial" w:eastAsia="Arial" w:hAnsi="Arial"/>
+                <w:color w:val="1A1A2E"/>
+                <w:sz w:val="20"/>
+                <w:szCs w:val="20"/>
+              </w:rPr>
+              <w:t xml:space="preserve"/>
+            </w:r>
+          </w:p>
+        </w:tc>
+      </w:tr>
+      <w:tr>
+        <w:tc>
+          <w:tcPr>
+            <w:tcW w:type="dxa" w:w="2000"/>
+            <w:tcBorders>
+              <w:top w:val="single" w:color="CCCCCC" w:sz="1"/>
+              <w:left w:val="single" w:color="CCCCCC" w:sz="1"/>
+              <w:bottom w:val="single" w:color="CCCCCC" w:sz="1"/>
+              <w:right w:val="single" w:color="CCCCCC" w:sz="1"/>
+            </w:tcBorders>
             <w:shd w:fill="EBF3FB" w:val="clear"/>
             <w:tcMar>
               <w:top w:type="dxa" w:w="80"/>
@@ -3975,7 +5171,105 @@
                 <w:sz w:val="20"/>
                 <w:szCs w:val="20"/>
               </w:rPr>
-              <w:t xml:space="preserve">Sun/moon icon — top right of nav bar</w:t>
+              <w:t>Sun/moon icon — desktop nav top-right; also in mobile drawer</w:t>
+            </w:r>
+          </w:p>
+        </w:tc>
+      </w:tr>
+      <w:tr>
+        <w:tc>
+          <w:tcPr>
+            <w:tcW w:type="dxa" w:w="2000"/>
+            <w:tcBorders>
+              <w:top w:val="single" w:color="CCCCCC" w:sz="1"/>
+              <w:left w:val="single" w:color="CCCCCC" w:sz="1"/>
+              <w:bottom w:val="single" w:color="CCCCCC" w:sz="1"/>
+              <w:right w:val="single" w:color="CCCCCC" w:sz="1"/>
+            </w:tcBorders>
+            <w:shd w:fill="EBF3FB" w:val="clear"/>
+            <w:tcMar>
+              <w:top w:type="dxa" w:w="80"/>
+              <w:left w:type="dxa" w:w="120"/>
+              <w:bottom w:type="dxa" w:w="80"/>
+              <w:right w:type="dxa" w:w="120"/>
+            </w:tcMar>
+          </w:tcPr>
+          <w:p>
+            <w:pPr>
+              <w:spacing w:after="40" w:before="40"/>
+            </w:pPr>
+            <w:r>
+              <w:rPr>
+                <w:rFonts w:ascii="Arial" w:cs="Arial" w:eastAsia="Arial" w:hAnsi="Arial"/>
+                <w:color w:val="1A1A2E"/>
+                <w:sz w:val="20"/>
+                <w:szCs w:val="20"/>
+              </w:rPr>
+              <w:t xml:space="preserve">Mobile Bottom Nav</w:t>
+            </w:r>
+          </w:p>
+        </w:tc>
+        <w:tc>
+          <w:tcPr>
+            <w:tcW w:type="dxa" w:w="2000"/>
+            <w:tcBorders>
+              <w:top w:val="single" w:color="CCCCCC" w:sz="1"/>
+              <w:left w:val="single" w:color="CCCCCC" w:sz="1"/>
+              <w:bottom w:val="single" w:color="CCCCCC" w:sz="1"/>
+              <w:right w:val="single" w:color="CCCCCC" w:sz="1"/>
+            </w:tcBorders>
+            <w:shd w:fill="EBF3FB" w:val="clear"/>
+            <w:tcMar>
+              <w:top w:type="dxa" w:w="80"/>
+              <w:left w:type="dxa" w:w="120"/>
+              <w:bottom w:type="dxa" w:w="80"/>
+              <w:right w:type="dxa" w:w="120"/>
+            </w:tcMar>
+          </w:tcPr>
+          <w:p>
+            <w:pPr>
+              <w:spacing w:after="40" w:before="40"/>
+            </w:pPr>
+            <w:r>
+              <w:rPr>
+                <w:rFonts w:ascii="Arial" w:cs="Arial" w:eastAsia="Arial" w:hAnsi="Arial"/>
+                <w:color w:val="1A1A2E"/>
+                <w:sz w:val="20"/>
+                <w:szCs w:val="20"/>
+              </w:rPr>
+              <w:t xml:space="preserve">All pages</w:t>
+            </w:r>
+          </w:p>
+        </w:tc>
+        <w:tc>
+          <w:tcPr>
+            <w:tcW w:type="dxa" w:w="5360"/>
+            <w:tcBorders>
+              <w:top w:val="single" w:color="CCCCCC" w:sz="1"/>
+              <w:left w:val="single" w:color="CCCCCC" w:sz="1"/>
+              <w:bottom w:val="single" w:color="CCCCCC" w:sz="1"/>
+              <w:right w:val="single" w:color="CCCCCC" w:sz="1"/>
+            </w:tcBorders>
+            <w:shd w:fill="EBF3FB" w:val="clear"/>
+            <w:tcMar>
+              <w:top w:type="dxa" w:w="80"/>
+              <w:left w:type="dxa" w:w="120"/>
+              <w:bottom w:type="dxa" w:w="80"/>
+              <w:right w:type="dxa" w:w="120"/>
+            </w:tcMar>
+          </w:tcPr>
+          <w:p>
+            <w:pPr>
+              <w:spacing w:after="40" w:before="40"/>
+            </w:pPr>
+            <w:r>
+              <w:rPr>
+                <w:rFonts w:ascii="Arial" w:cs="Arial" w:eastAsia="Arial" w:hAnsi="Arial"/>
+                <w:color w:val="1A1A2E"/>
+                <w:sz w:val="20"/>
+                <w:szCs w:val="20"/>
+              </w:rPr>
+              <w:t xml:space="preserve">Fixed bottom bar on mobile: Home, About, Team, Events, Contact, Admin icons</w:t>
             </w:r>
           </w:p>
         </w:tc>
@@ -4169,7 +5463,7 @@
                 <w:sz w:val="20"/>
                 <w:szCs w:val="20"/>
               </w:rPr>
-              <w:t xml:space="preserve">About, Our Programs, Leadership Council</w:t>
+              <w:t>About, Our Programs, Leadership Council, Terms &amp; Conditions</w:t>
             </w:r>
           </w:p>
         </w:tc>
@@ -4235,7 +5529,7 @@
                 <w:sz w:val="20"/>
                 <w:szCs w:val="20"/>
               </w:rPr>
-              <w:t xml:space="preserve">Upcoming Events, BLS 2026, Gallery</w:t>
+              <w:t>Upcoming Events, BLS 2026</w:t>
             </w:r>
           </w:p>
         </w:tc>
@@ -4301,7 +5595,7 @@
                 <w:sz w:val="20"/>
                 <w:szCs w:val="20"/>
               </w:rPr>
-              <w:t xml:space="preserve">Join Us, Contact, leads.msruas@msruas.ac.in</w:t>
+              <w:t>Join Us, Contact, leads.ngc@msruas.ac.in</w:t>
             </w:r>
           </w:p>
         </w:tc>
@@ -4392,7 +5686,7 @@
           <w:sz w:val="22"/>
           <w:szCs w:val="22"/>
         </w:rPr>
-        <w:t xml:space="preserve">Use hyphens, not underscores: /join-us not /join_us</w:t>
+        <w:t>Use hyphens, not underscores: /join not /join_us</w:t>
       </w:r>
     </w:p>
     <w:p>
@@ -5811,6 +7105,266 @@
           </w:p>
         </w:tc>
       </w:tr>
+      <w:tr>
+        <w:tc>
+          <w:tcPr>
+            <w:tcW w:type="dxa" w:w="2200"/>
+            <w:tcBorders>
+              <w:top w:val="single" w:color="CCCCCC" w:sz="1"/>
+              <w:left w:val="single" w:color="CCCCCC" w:sz="1"/>
+              <w:bottom w:val="single" w:color="CCCCCC" w:sz="1"/>
+              <w:right w:val="single" w:color="CCCCCC" w:sz="1"/>
+            </w:tcBorders>
+            <w:shd w:fill="EBF3FB" w:val="clear"/>
+            <w:tcMar>
+              <w:top w:type="dxa" w:w="80"/>
+              <w:left w:type="dxa" w:w="120"/>
+              <w:bottom w:type="dxa" w:w="80"/>
+              <w:right w:type="dxa" w:w="120"/>
+            </w:tcMar>
+          </w:tcPr>
+          <w:p>
+            <w:pPr>
+              <w:spacing w:after="40" w:before="40"/>
+            </w:pPr>
+            <w:r>
+              <w:rPr>
+                <w:rFonts w:ascii="Arial" w:cs="Arial" w:eastAsia="Arial" w:hAnsi="Arial"/>
+                <w:color w:val="1A1A2E"/>
+                <w:sz w:val="20"/>
+                <w:szCs w:val="20"/>
+              </w:rPr>
+              <w:t xml:space="preserve">Team</w:t>
+            </w:r>
+          </w:p>
+        </w:tc>
+        <w:tc>
+          <w:tcPr>
+            <w:tcW w:type="dxa" w:w="1800"/>
+            <w:tcBorders>
+              <w:top w:val="single" w:color="CCCCCC" w:sz="1"/>
+              <w:left w:val="single" w:color="CCCCCC" w:sz="1"/>
+              <w:bottom w:val="single" w:color="CCCCCC" w:sz="1"/>
+              <w:right w:val="single" w:color="CCCCCC" w:sz="1"/>
+            </w:tcBorders>
+            <w:shd w:fill="EBF3FB" w:val="clear"/>
+            <w:tcMar>
+              <w:top w:type="dxa" w:w="80"/>
+              <w:left w:type="dxa" w:w="120"/>
+              <w:bottom w:type="dxa" w:w="80"/>
+              <w:right w:type="dxa" w:w="120"/>
+            </w:tcMar>
+          </w:tcPr>
+          <w:p>
+            <w:pPr>
+              <w:spacing w:after="40" w:before="40"/>
+            </w:pPr>
+            <w:r>
+              <w:rPr>
+                <w:rFonts w:ascii="Arial" w:cs="Arial" w:eastAsia="Arial" w:hAnsi="Arial"/>
+                <w:color w:val="1A1A2E"/>
+                <w:sz w:val="20"/>
+                <w:szCs w:val="20"/>
+              </w:rPr>
+              <w:t xml:space="preserve">/team</w:t>
+            </w:r>
+          </w:p>
+        </w:tc>
+        <w:tc>
+          <w:tcPr>
+            <w:tcW w:type="dxa" w:w="1160"/>
+            <w:tcBorders>
+              <w:top w:val="single" w:color="CCCCCC" w:sz="1"/>
+              <w:left w:val="single" w:color="CCCCCC" w:sz="1"/>
+              <w:bottom w:val="single" w:color="CCCCCC" w:sz="1"/>
+              <w:right w:val="single" w:color="CCCCCC" w:sz="1"/>
+            </w:tcBorders>
+            <w:shd w:fill="EBF3FB" w:val="clear"/>
+            <w:tcMar>
+              <w:top w:type="dxa" w:w="80"/>
+              <w:left w:type="dxa" w:w="120"/>
+              <w:bottom w:type="dxa" w:w="80"/>
+              <w:right w:type="dxa" w:w="120"/>
+            </w:tcMar>
+          </w:tcPr>
+          <w:p>
+            <w:pPr>
+              <w:spacing w:after="40" w:before="40"/>
+            </w:pPr>
+            <w:r>
+              <w:rPr>
+                <w:rFonts w:ascii="Arial" w:cs="Arial" w:eastAsia="Arial" w:hAnsi="Arial"/>
+                <w:color w:val="1A1A2E"/>
+                <w:sz w:val="20"/>
+                <w:szCs w:val="20"/>
+              </w:rPr>
+              <w:t xml:space="preserve">0.7</w:t>
+            </w:r>
+          </w:p>
+        </w:tc>
+        <w:tc>
+          <w:tcPr>
+            <w:tcW w:type="dxa" w:w="4200"/>
+            <w:tcBorders>
+              <w:top w:val="single" w:color="CCCCCC" w:sz="1"/>
+              <w:left w:val="single" w:color="CCCCCC" w:sz="1"/>
+              <w:bottom w:val="single" w:color="CCCCCC" w:sz="1"/>
+              <w:right w:val="single" w:color="CCCCCC" w:sz="1"/>
+            </w:tcBorders>
+            <w:shd w:fill="EBF3FB" w:val="clear"/>
+            <w:tcMar>
+              <w:top w:type="dxa" w:w="80"/>
+              <w:left w:type="dxa" w:w="120"/>
+              <w:bottom w:type="dxa" w:w="80"/>
+              <w:right w:type="dxa" w:w="120"/>
+            </w:tcMar>
+          </w:tcPr>
+          <w:p>
+            <w:pPr>
+              <w:spacing w:after="40" w:before="40"/>
+            </w:pPr>
+            <w:r>
+              <w:rPr>
+                <w:rFonts w:ascii="Arial" w:cs="Arial" w:eastAsia="Arial" w:hAnsi="Arial"/>
+                <w:color w:val="1A1A2E"/>
+                <w:sz w:val="20"/>
+                <w:szCs w:val="20"/>
+              </w:rPr>
+              <w:t xml:space="preserve">Monthly</w:t>
+            </w:r>
+          </w:p>
+        </w:tc>
+      </w:tr>
+      <w:tr>
+        <w:tc>
+          <w:tcPr>
+            <w:tcW w:type="dxa" w:w="2200"/>
+            <w:tcBorders>
+              <w:top w:val="single" w:color="CCCCCC" w:sz="1"/>
+              <w:left w:val="single" w:color="CCCCCC" w:sz="1"/>
+              <w:bottom w:val="single" w:color="CCCCCC" w:sz="1"/>
+              <w:right w:val="single" w:color="CCCCCC" w:sz="1"/>
+            </w:tcBorders>
+            <w:shd w:fill="EBF3FB" w:val="clear"/>
+            <w:tcMar>
+              <w:top w:type="dxa" w:w="80"/>
+              <w:left w:type="dxa" w:w="120"/>
+              <w:bottom w:type="dxa" w:w="80"/>
+              <w:right w:type="dxa" w:w="120"/>
+            </w:tcMar>
+          </w:tcPr>
+          <w:p>
+            <w:pPr>
+              <w:spacing w:after="40" w:before="40"/>
+            </w:pPr>
+            <w:r>
+              <w:rPr>
+                <w:rFonts w:ascii="Arial" w:cs="Arial" w:eastAsia="Arial" w:hAnsi="Arial"/>
+                <w:color w:val="1A1A2E"/>
+                <w:sz w:val="20"/>
+                <w:szCs w:val="20"/>
+              </w:rPr>
+              <w:t xml:space="preserve">Admin</w:t>
+            </w:r>
+          </w:p>
+        </w:tc>
+        <w:tc>
+          <w:tcPr>
+            <w:tcW w:type="dxa" w:w="1800"/>
+            <w:tcBorders>
+              <w:top w:val="single" w:color="CCCCCC" w:sz="1"/>
+              <w:left w:val="single" w:color="CCCCCC" w:sz="1"/>
+              <w:bottom w:val="single" w:color="CCCCCC" w:sz="1"/>
+              <w:right w:val="single" w:color="CCCCCC" w:sz="1"/>
+            </w:tcBorders>
+            <w:shd w:fill="EBF3FB" w:val="clear"/>
+            <w:tcMar>
+              <w:top w:type="dxa" w:w="80"/>
+              <w:left w:type="dxa" w:w="120"/>
+              <w:bottom w:type="dxa" w:w="80"/>
+              <w:right w:type="dxa" w:w="120"/>
+            </w:tcMar>
+          </w:tcPr>
+          <w:p>
+            <w:pPr>
+              <w:spacing w:after="40" w:before="40"/>
+            </w:pPr>
+            <w:r>
+              <w:rPr>
+                <w:rFonts w:ascii="Arial" w:cs="Arial" w:eastAsia="Arial" w:hAnsi="Arial"/>
+                <w:color w:val="1A1A2E"/>
+                <w:sz w:val="20"/>
+                <w:szCs w:val="20"/>
+              </w:rPr>
+              <w:t xml:space="preserve">/admin</w:t>
+            </w:r>
+          </w:p>
+        </w:tc>
+        <w:tc>
+          <w:tcPr>
+            <w:tcW w:type="dxa" w:w="1160"/>
+            <w:tcBorders>
+              <w:top w:val="single" w:color="CCCCCC" w:sz="1"/>
+              <w:left w:val="single" w:color="CCCCCC" w:sz="1"/>
+              <w:bottom w:val="single" w:color="CCCCCC" w:sz="1"/>
+              <w:right w:val="single" w:color="CCCCCC" w:sz="1"/>
+            </w:tcBorders>
+            <w:shd w:fill="EBF3FB" w:val="clear"/>
+            <w:tcMar>
+              <w:top w:type="dxa" w:w="80"/>
+              <w:left w:type="dxa" w:w="120"/>
+              <w:bottom w:type="dxa" w:w="80"/>
+              <w:right w:type="dxa" w:w="120"/>
+            </w:tcMar>
+          </w:tcPr>
+          <w:p>
+            <w:pPr>
+              <w:spacing w:after="40" w:before="40"/>
+            </w:pPr>
+            <w:r>
+              <w:rPr>
+                <w:rFonts w:ascii="Arial" w:cs="Arial" w:eastAsia="Arial" w:hAnsi="Arial"/>
+                <w:color w:val="1A1A2E"/>
+                <w:sz w:val="20"/>
+                <w:szCs w:val="20"/>
+              </w:rPr>
+              <w:t xml:space="preserve">0.1</w:t>
+            </w:r>
+          </w:p>
+        </w:tc>
+        <w:tc>
+          <w:tcPr>
+            <w:tcW w:type="dxa" w:w="4200"/>
+            <w:tcBorders>
+              <w:top w:val="single" w:color="CCCCCC" w:sz="1"/>
+              <w:left w:val="single" w:color="CCCCCC" w:sz="1"/>
+              <w:bottom w:val="single" w:color="CCCCCC" w:sz="1"/>
+              <w:right w:val="single" w:color="CCCCCC" w:sz="1"/>
+            </w:tcBorders>
+            <w:shd w:fill="EBF3FB" w:val="clear"/>
+            <w:tcMar>
+              <w:top w:type="dxa" w:w="80"/>
+              <w:left w:type="dxa" w:w="120"/>
+              <w:bottom w:type="dxa" w:w="80"/>
+              <w:right w:type="dxa" w:w="120"/>
+            </w:tcMar>
+          </w:tcPr>
+          <w:p>
+            <w:pPr>
+              <w:spacing w:after="40" w:before="40"/>
+            </w:pPr>
+            <w:r>
+              <w:rPr>
+                <w:rFonts w:ascii="Arial" w:cs="Arial" w:eastAsia="Arial" w:hAnsi="Arial"/>
+                <w:color w:val="1A1A2E"/>
+                <w:sz w:val="20"/>
+                <w:szCs w:val="20"/>
+              </w:rPr>
+              <w:t xml:space="preserve">Yearly</w:t>
+            </w:r>
+          </w:p>
+        </w:tc>
+      </w:tr>
     </w:tbl>
     <w:p>
       <w:pPr>
@@ -6035,7 +7589,7 @@
                 <w:sz w:val="20"/>
                 <w:szCs w:val="20"/>
               </w:rPr>
-              <w:t xml:space="preserve">About, Events, BLS, Join Us</w:t>
+              <w:t>About, Team, Events, BLS, Join</w:t>
             </w:r>
           </w:p>
         </w:tc>
@@ -6572,6 +8126,104 @@
               <w:bottom w:val="single" w:color="CCCCCC" w:sz="1"/>
               <w:right w:val="single" w:color="CCCCCC" w:sz="1"/>
             </w:tcBorders>
+            <w:shd w:fill="EBF3FB" w:val="clear"/>
+            <w:tcMar>
+              <w:top w:type="dxa" w:w="80"/>
+              <w:left w:type="dxa" w:w="120"/>
+              <w:bottom w:type="dxa" w:w="80"/>
+              <w:right w:type="dxa" w:w="120"/>
+            </w:tcMar>
+          </w:tcPr>
+          <w:p>
+            <w:pPr>
+              <w:spacing w:after="40" w:before="40"/>
+            </w:pPr>
+            <w:r>
+              <w:rPr>
+                <w:rFonts w:ascii="Arial" w:cs="Arial" w:eastAsia="Arial" w:hAnsi="Arial"/>
+                <w:color w:val="1A1A2E"/>
+                <w:sz w:val="20"/>
+                <w:szCs w:val="20"/>
+              </w:rPr>
+              <w:t xml:space="preserve">Team</w:t>
+            </w:r>
+          </w:p>
+        </w:tc>
+        <w:tc>
+          <w:tcPr>
+            <w:tcW w:type="dxa" w:w="2800"/>
+            <w:tcBorders>
+              <w:top w:val="single" w:color="CCCCCC" w:sz="1"/>
+              <w:left w:val="single" w:color="CCCCCC" w:sz="1"/>
+              <w:bottom w:val="single" w:color="CCCCCC" w:sz="1"/>
+              <w:right w:val="single" w:color="CCCCCC" w:sz="1"/>
+            </w:tcBorders>
+            <w:shd w:fill="EBF3FB" w:val="clear"/>
+            <w:tcMar>
+              <w:top w:type="dxa" w:w="80"/>
+              <w:left w:type="dxa" w:w="120"/>
+              <w:bottom w:type="dxa" w:w="80"/>
+              <w:right w:type="dxa" w:w="120"/>
+            </w:tcMar>
+          </w:tcPr>
+          <w:p>
+            <w:pPr>
+              <w:spacing w:after="40" w:before="40"/>
+            </w:pPr>
+            <w:r>
+              <w:rPr>
+                <w:rFonts w:ascii="Arial" w:cs="Arial" w:eastAsia="Arial" w:hAnsi="Arial"/>
+                <w:color w:val="1A1A2E"/>
+                <w:sz w:val="20"/>
+                <w:szCs w:val="20"/>
+              </w:rPr>
+              <w:t xml:space="preserve">About, Contact</w:t>
+            </w:r>
+          </w:p>
+        </w:tc>
+        <w:tc>
+          <w:tcPr>
+            <w:tcW w:type="dxa" w:w="4560"/>
+            <w:tcBorders>
+              <w:top w:val="single" w:color="CCCCCC" w:sz="1"/>
+              <w:left w:val="single" w:color="CCCCCC" w:sz="1"/>
+              <w:bottom w:val="single" w:color="CCCCCC" w:sz="1"/>
+              <w:right w:val="single" w:color="CCCCCC" w:sz="1"/>
+            </w:tcBorders>
+            <w:shd w:fill="EBF3FB" w:val="clear"/>
+            <w:tcMar>
+              <w:top w:type="dxa" w:w="80"/>
+              <w:left w:type="dxa" w:w="120"/>
+              <w:bottom w:type="dxa" w:w="80"/>
+              <w:right w:type="dxa" w:w="120"/>
+            </w:tcMar>
+          </w:tcPr>
+          <w:p>
+            <w:pPr>
+              <w:spacing w:after="40" w:before="40"/>
+            </w:pPr>
+            <w:r>
+              <w:rPr>
+                <w:rFonts w:ascii="Arial" w:cs="Arial" w:eastAsia="Arial" w:hAnsi="Arial"/>
+                <w:color w:val="1A1A2E"/>
+                <w:sz w:val="20"/>
+                <w:szCs w:val="20"/>
+              </w:rPr>
+              <w:t xml:space="preserve">Team page visitors should understand the org and be able to get in touch</w:t>
+            </w:r>
+          </w:p>
+        </w:tc>
+      </w:tr>
+      <w:tr>
+        <w:tc>
+          <w:tcPr>
+            <w:tcW w:type="dxa" w:w="2000"/>
+            <w:tcBorders>
+              <w:top w:val="single" w:color="CCCCCC" w:sz="1"/>
+              <w:left w:val="single" w:color="CCCCCC" w:sz="1"/>
+              <w:bottom w:val="single" w:color="CCCCCC" w:sz="1"/>
+              <w:right w:val="single" w:color="CCCCCC" w:sz="1"/>
+            </w:tcBorders>
             <w:shd w:fill="FFFFFF" w:val="clear"/>
             <w:tcMar>
               <w:top w:type="dxa" w:w="80"/>
@@ -6623,7 +8275,7 @@
                 <w:sz w:val="20"/>
                 <w:szCs w:val="20"/>
               </w:rPr>
-              <w:t xml:space="preserve">All 6 pages</w:t>
+              <w:t>All 7 pages (+ Admin)</w:t>
             </w:r>
           </w:p>
         </w:tc>
